--- a/hin/docx/027.content.docx
+++ b/hin/docx/027.content.docx
@@ -218,18 +218,12 @@
         </w:rPr>
         <w:t xml:space="preserve"> एक लंबी नदी है जो </w:t>
       </w:r>
-      <w:hyperlink r:id="rId13">
-        <w:r>
-          <w:rPr>
-            <w:lang w:val="hi_IN" w:bidi="hi_IN"/>
-          </w:rPr>
-          <w:rPr>
-            <w:color w:val="0000EE"/>
-            <w:u w:val="single"/>
-          </w:rPr>
-          <w:t>इस्राएल</w:t>
-        </w:r>
-      </w:hyperlink>
+      <w:r>
+        <w:rPr>
+          <w:lang w:val="hi_IN" w:bidi="hi_IN"/>
+        </w:rPr>
+        <w:t>इस्राएल</w:t>
+      </w:r>
       <w:r>
         <w:rPr>
           <w:lang w:val="hi_IN" w:bidi="hi_IN"/>
@@ -238,16 +232,76 @@
       </w:r>
       <w:r>
         <w:rPr>
+          <w:lang w:val="hi_IN" w:bidi="hi_IN"/>
+        </w:rPr>
+        <w:t>गलील की झील</w:t>
+      </w:r>
+      <w:r>
+        <w:rPr>
+          <w:lang w:val="hi_IN" w:bidi="hi_IN"/>
+        </w:rPr>
+        <w:t xml:space="preserve"> का पानी मीठा है और झील में बहुत सी मछलियाँ हैं; लेकिन मृत समुद्र में खारा पानी है, और वह इतना खारा है कि उसमें कोई मछली नहीं रह सकती। यरदन नदी मृत समुद्र पर आकर रुक जाती है।</w:t>
+      </w:r>
+    </w:p>
+    <w:p>
+      <w:pPr/>
+      <w:r>
+        <w:rPr>
+          <w:lang w:val="hi_IN" w:bidi="hi_IN"/>
+        </w:rPr>
+      </w:r>
+      <w:r>
+        <w:rPr>
+          <w:lang w:val="hi_IN" w:bidi="hi_IN"/>
+        </w:rPr>
+        <w:t xml:space="preserve">यरदन नदी </w:t>
+      </w:r>
+      <w:r>
+        <w:rPr>
+          <w:lang w:val="hi_IN" w:bidi="hi_IN"/>
+        </w:rPr>
+        <w:t>यहूदियों</w:t>
+      </w:r>
+      <w:r>
+        <w:rPr>
+          <w:lang w:val="hi_IN" w:bidi="hi_IN"/>
+        </w:rPr>
+        <w:t xml:space="preserve"> के लिए बहुत महत्वपूर्ण थी। यह इसलिए महत्वपूर्ण थी क्योंकि लोगों को नदी का पानी चाहिए था, और इसलिए भी कि जब </w:t>
+      </w:r>
+      <w:r>
+        <w:rPr>
           <w:b/>
           <w:lang w:val="hi_IN" w:bidi="hi_IN"/>
         </w:rPr>
-        <w:t>गलील की झील</w:t>
-      </w:r>
-      <w:r>
-        <w:rPr>
-          <w:lang w:val="hi_IN" w:bidi="hi_IN"/>
-        </w:rPr>
-        <w:t xml:space="preserve"> का पानी मीठा है और झील में बहुत सी मछलियाँ हैं; लेकिन मृत समुद्र में खारा पानी है, और वह इतना खारा है कि उसमें कोई मछली नहीं रह सकती। यरदन नदी मृत समुद्र पर आकर रुक जाती है।</w:t>
+        <w:t>इस्राएली</w:t>
+      </w:r>
+      <w:r>
+        <w:rPr>
+          <w:lang w:val="hi_IN" w:bidi="hi_IN"/>
+        </w:rPr>
+        <w:t xml:space="preserve"> पहली बार इस देश में आए थे, तो उन्होंने इस यरदन नदी को पार किया था। यह बरसात का समय था, और उस समय नदी बहुत गहरी और चौड़ी थी। लेकिन परमेश्वर ने एक </w:t>
+      </w:r>
+      <w:r>
+        <w:rPr>
+          <w:lang w:val="hi_IN" w:bidi="hi_IN"/>
+        </w:rPr>
+        <w:t>चमत्कार</w:t>
+      </w:r>
+      <w:r>
+        <w:rPr>
+          <w:lang w:val="hi_IN" w:bidi="hi_IN"/>
+        </w:rPr>
+        <w:t xml:space="preserve"> किया और नदी का पानी रोक दिया, और इस्राएल के लोग सुरक्षित रूप से नदी के तल से पार चलकर दूसरी ओर जा सके।</w:t>
+      </w:r>
+      <w:r>
+        <w:rPr>
+          <w:lang w:val="hi_IN" w:bidi="hi_IN"/>
+        </w:rPr>
+      </w:r>
+      <w:r>
+        <w:rPr>
+          <w:lang w:val="hi_IN" w:bidi="hi_IN"/>
+        </w:rPr>
       </w:r>
     </w:p>
     <w:p>
@@ -257,60 +311,690 @@
           <w:lang w:val="hi_IN" w:bidi="hi_IN"/>
         </w:rPr>
       </w:r>
-      <w:r>
-        <w:rPr>
-          <w:lang w:val="hi_IN" w:bidi="hi_IN"/>
-        </w:rPr>
-        <w:t xml:space="preserve">यरदन नदी </w:t>
+    </w:p>
+    <w:p>
+      <w:pPr>
+        <w:pStyle w:val="Heading2"/>
+      </w:pPr>
+      <w:r>
+        <w:rPr>
+          <w:lang w:val="hi_IN" w:bidi="hi_IN"/>
+        </w:rPr>
+        <w:t>यरूशलेम</w:t>
+      </w:r>
+      <w:r>
+        <w:rPr>
+          <w:lang w:val="hi_IN" w:bidi="hi_IN"/>
+        </w:rPr>
+      </w:r>
+    </w:p>
+    <w:p>
+      <w:pPr/>
+      <w:r>
+        <w:rPr>
+          <w:lang w:val="hi_IN" w:bidi="hi_IN"/>
+        </w:rPr>
       </w:r>
       <w:r>
         <w:rPr>
           <w:b/>
           <w:lang w:val="hi_IN" w:bidi="hi_IN"/>
         </w:rPr>
-        <w:t>यहूदियों</w:t>
-      </w:r>
-      <w:r>
-        <w:rPr>
-          <w:lang w:val="hi_IN" w:bidi="hi_IN"/>
-        </w:rPr>
-        <w:t xml:space="preserve"> के लिए बहुत महत्वपूर्ण थी। यह इसलिए महत्वपूर्ण थी क्योंकि लोगों को नदी का पानी चाहिए था, और इसलिए भी कि जब </w:t>
+        <w:t>यरूशलेम</w:t>
+      </w:r>
+      <w:r>
+        <w:rPr>
+          <w:lang w:val="hi_IN" w:bidi="hi_IN"/>
+        </w:rPr>
+        <w:t xml:space="preserve"> </w:t>
+      </w:r>
+      <w:r>
+        <w:rPr>
+          <w:lang w:val="hi_IN" w:bidi="hi_IN"/>
+        </w:rPr>
+        <w:t>यहूदी</w:t>
+      </w:r>
+      <w:r>
+        <w:rPr>
+          <w:lang w:val="hi_IN" w:bidi="hi_IN"/>
+        </w:rPr>
+        <w:t xml:space="preserve"> लोगों के सबसे महत्वपूर्ण शहर का नाम है। परमेश्वर का </w:t>
+      </w:r>
+      <w:r>
+        <w:rPr>
+          <w:lang w:val="hi_IN" w:bidi="hi_IN"/>
+        </w:rPr>
+        <w:t>मन्दिर</w:t>
+      </w:r>
+      <w:r>
+        <w:rPr>
+          <w:lang w:val="hi_IN" w:bidi="hi_IN"/>
+        </w:rPr>
+        <w:t xml:space="preserve">, जहाँ यहूदी परमेश्वर की </w:t>
       </w:r>
       <w:r>
         <w:rPr>
           <w:b/>
           <w:lang w:val="hi_IN" w:bidi="hi_IN"/>
         </w:rPr>
+        <w:t>आराधना</w:t>
+      </w:r>
+      <w:r>
+        <w:rPr>
+          <w:lang w:val="hi_IN" w:bidi="hi_IN"/>
+        </w:rPr>
+        <w:t xml:space="preserve"> करते थे, यरूशलेम में था। यहूदी लोग मन्दिर में महत्वपूर्ण त्योहारों को मनाने के लिए साल में कई बार यरूशलेम की ओर यात्रा करते थे। यहूदी धार्मिक सभा, </w:t>
+      </w:r>
+      <w:r>
+        <w:rPr>
+          <w:lang w:val="hi_IN" w:bidi="hi_IN"/>
+        </w:rPr>
+        <w:t>महासभा</w:t>
+      </w:r>
+      <w:r>
+        <w:rPr>
+          <w:lang w:val="hi_IN" w:bidi="hi_IN"/>
+        </w:rPr>
+        <w:t>, भी यरूशलेम में इकट्ठा हुई।</w:t>
+      </w:r>
+    </w:p>
+    <w:p>
+      <w:pPr/>
+      <w:r>
+        <w:rPr>
+          <w:lang w:val="hi_IN" w:bidi="hi_IN"/>
+        </w:rPr>
+      </w:r>
+      <w:r>
+        <w:rPr>
+          <w:lang w:val="hi_IN" w:bidi="hi_IN"/>
+        </w:rPr>
+        <w:t xml:space="preserve">यीशु के जन्म से लगभग एक हजार साल पहले, राजा </w:t>
+      </w:r>
+      <w:r>
+        <w:rPr>
+          <w:lang w:val="hi_IN" w:bidi="hi_IN"/>
+        </w:rPr>
+        <w:t>दाऊद</w:t>
+      </w:r>
+      <w:r>
+        <w:rPr>
+          <w:lang w:val="hi_IN" w:bidi="hi_IN"/>
+        </w:rPr>
+        <w:t xml:space="preserve"> ने यरूशलेम शहर को </w:t>
+      </w:r>
+      <w:r>
+        <w:rPr>
+          <w:lang w:val="hi_IN" w:bidi="hi_IN"/>
+        </w:rPr>
+        <w:t>इस्राएल</w:t>
+      </w:r>
+      <w:r>
+        <w:rPr>
+          <w:lang w:val="hi_IN" w:bidi="hi_IN"/>
+        </w:rPr>
+        <w:t xml:space="preserve"> की राजधानी बनाया था। लगभग 500 साल बाद, इस्राएलियों के दुश्मनों ने उस शहर को नष्ट कर दिया, लेकिन </w:t>
+      </w:r>
+      <w:r>
+        <w:rPr>
+          <w:b/>
+          <w:lang w:val="hi_IN" w:bidi="hi_IN"/>
+        </w:rPr>
+        <w:t>इस्राएलियों</w:t>
+      </w:r>
+      <w:r>
+        <w:rPr>
+          <w:lang w:val="hi_IN" w:bidi="hi_IN"/>
+        </w:rPr>
+        <w:t xml:space="preserve"> ने इसे फिर से बनाया। यहूदी लोग यरूशलेम शहर से बहुत प्रेम करते थे।</w:t>
+      </w:r>
+    </w:p>
+    <w:p>
+      <w:pPr/>
+      <w:r>
+        <w:rPr>
+          <w:lang w:val="hi_IN" w:bidi="hi_IN"/>
+        </w:rPr>
+      </w:r>
+      <w:r>
+        <w:rPr>
+          <w:lang w:val="hi_IN" w:bidi="hi_IN"/>
+        </w:rPr>
+        <w:t xml:space="preserve">यरूशलेम </w:t>
+      </w:r>
+      <w:r>
+        <w:rPr>
+          <w:lang w:val="hi_IN" w:bidi="hi_IN"/>
+        </w:rPr>
+        <w:t>यहूदिया</w:t>
+      </w:r>
+      <w:r>
+        <w:rPr>
+          <w:lang w:val="hi_IN" w:bidi="hi_IN"/>
+        </w:rPr>
+        <w:t xml:space="preserve"> नाम के प्रांत का हिस्सा था। यरूशलेम एक पहाड़ी पर बनाया गया था। इसलिए लोग हमेशा कहते थे कि वे "यरूशलेम की ओर </w:t>
+      </w:r>
+      <w:r>
+        <w:rPr>
+          <w:b/>
+          <w:lang w:val="hi_IN" w:bidi="hi_IN"/>
+        </w:rPr>
+        <w:t>ऊपर</w:t>
+      </w:r>
+      <w:r>
+        <w:rPr>
+          <w:lang w:val="hi_IN" w:bidi="hi_IN"/>
+        </w:rPr>
+        <w:t>" जा रहे हैं।</w:t>
+      </w:r>
+      <w:r>
+        <w:rPr>
+          <w:lang w:val="hi_IN" w:bidi="hi_IN"/>
+        </w:rPr>
+      </w:r>
+      <w:r>
+        <w:rPr>
+          <w:lang w:val="hi_IN" w:bidi="hi_IN"/>
+        </w:rPr>
+      </w:r>
+    </w:p>
+    <w:p>
+      <w:pPr/>
+      <w:r>
+        <w:rPr>
+          <w:lang w:val="hi_IN" w:bidi="hi_IN"/>
+        </w:rPr>
+      </w:r>
+    </w:p>
+    <w:p>
+      <w:pPr>
+        <w:pStyle w:val="Heading2"/>
+      </w:pPr>
+      <w:r>
+        <w:rPr>
+          <w:lang w:val="hi_IN" w:bidi="hi_IN"/>
+        </w:rPr>
+        <w:t>यशायाह</w:t>
+      </w:r>
+      <w:r>
+        <w:rPr>
+          <w:lang w:val="hi_IN" w:bidi="hi_IN"/>
+        </w:rPr>
+      </w:r>
+    </w:p>
+    <w:p>
+      <w:pPr/>
+      <w:r>
+        <w:rPr>
+          <w:lang w:val="hi_IN" w:bidi="hi_IN"/>
+        </w:rPr>
+      </w:r>
+      <w:r>
+        <w:rPr>
+          <w:b/>
+          <w:lang w:val="hi_IN" w:bidi="hi_IN"/>
+        </w:rPr>
+        <w:t>यशायाह</w:t>
+      </w:r>
+      <w:r>
+        <w:rPr>
+          <w:lang w:val="hi_IN" w:bidi="hi_IN"/>
+        </w:rPr>
+        <w:t xml:space="preserve"> एक </w:t>
+      </w:r>
+      <w:r>
+        <w:rPr>
+          <w:b/>
+          <w:lang w:val="hi_IN" w:bidi="hi_IN"/>
+        </w:rPr>
+        <w:t>भविष्यद्वक्ता</w:t>
+      </w:r>
+      <w:r>
+        <w:rPr>
+          <w:lang w:val="hi_IN" w:bidi="hi_IN"/>
+        </w:rPr>
+        <w:t xml:space="preserve"> था जो यीशु से लगभग 700 साल पहले रहता था। भविष्यद्वक्ता वह व्यक्ति होता है जो परमेश्वर से मिला हुआ सन्देश लोगों को देता है। यशायाह के कई संदेश लिखे गए हैं, और हम उन्हें यशायाह नामक पुस्तक में सुन सकते हैं।</w:t>
+      </w:r>
+    </w:p>
+    <w:p>
+      <w:pPr/>
+      <w:r>
+        <w:rPr>
+          <w:lang w:val="hi_IN" w:bidi="hi_IN"/>
+        </w:rPr>
+      </w:r>
+      <w:r>
+        <w:rPr>
+          <w:lang w:val="hi_IN" w:bidi="hi_IN"/>
+        </w:rPr>
+        <w:t xml:space="preserve">जिस समय यशायाह जीवित था, उस समय </w:t>
+      </w:r>
+      <w:r>
+        <w:rPr>
+          <w:lang w:val="hi_IN" w:bidi="hi_IN"/>
+        </w:rPr>
+        <w:t>इस्राएल</w:t>
+      </w:r>
+      <w:r>
+        <w:rPr>
+          <w:lang w:val="hi_IN" w:bidi="hi_IN"/>
+        </w:rPr>
+        <w:t xml:space="preserve"> </w:t>
+      </w:r>
+      <w:r>
+        <w:rPr>
+          <w:lang w:val="hi_IN" w:bidi="hi_IN"/>
+        </w:rPr>
+        <w:t>राष्ट्र</w:t>
+      </w:r>
+      <w:r>
+        <w:rPr>
+          <w:lang w:val="hi_IN" w:bidi="hi_IN"/>
+        </w:rPr>
+        <w:t xml:space="preserve"> दो हिस्सों में बँट चुका था। उत्तरी भाग को इस्राएल, और दक्षिणी भाग को </w:t>
+      </w:r>
+      <w:r>
+        <w:rPr>
+          <w:lang w:val="hi_IN" w:bidi="hi_IN"/>
+        </w:rPr>
+        <w:t>यहूदा</w:t>
+      </w:r>
+      <w:r>
+        <w:rPr>
+          <w:lang w:val="hi_IN" w:bidi="hi_IN"/>
+        </w:rPr>
+        <w:t xml:space="preserve"> कहा जाता था। यशायाह ने अपने संदेश विशेषकर यहूदा के लोगों को दिए। यहूदा के बहुत से लोग झूठे </w:t>
+      </w:r>
+      <w:r>
+        <w:rPr>
+          <w:b/>
+          <w:lang w:val="hi_IN" w:bidi="hi_IN"/>
+        </w:rPr>
+        <w:t>देवताओं</w:t>
+      </w:r>
+      <w:r>
+        <w:rPr>
+          <w:lang w:val="hi_IN" w:bidi="hi_IN"/>
+        </w:rPr>
+        <w:t xml:space="preserve"> की </w:t>
+      </w:r>
+      <w:r>
+        <w:rPr>
+          <w:b/>
+          <w:lang w:val="hi_IN" w:bidi="hi_IN"/>
+        </w:rPr>
+        <w:t>उपासना</w:t>
+      </w:r>
+      <w:r>
+        <w:rPr>
+          <w:lang w:val="hi_IN" w:bidi="hi_IN"/>
+        </w:rPr>
+        <w:t xml:space="preserve"> कर रहे थे, और उन अच्छे नियमों का पालन नहीं कर रहे थे जो परमेश्वर ने उन्हें दिए थे। यशायाह ने लोगों को बार-बार चेतावनी दी कि वे </w:t>
+      </w:r>
+      <w:r>
+        <w:rPr>
+          <w:lang w:val="hi_IN" w:bidi="hi_IN"/>
+        </w:rPr>
+        <w:t>पश्चाताप</w:t>
+      </w:r>
+      <w:r>
+        <w:rPr>
+          <w:lang w:val="hi_IN" w:bidi="hi_IN"/>
+        </w:rPr>
+        <w:t xml:space="preserve"> करें और परमेश्वर की आज्ञाओं को मानना शुरू करें, क्योंकि परमेश्वर उन्हें सजा देने वाला है। लेकिन यशायाह ने लोगों को आशा के संदेश भी दिए। उसने उन्हें बताया कि परमेश्वर एक ऐसे व्यक्ति को भेजने वाला है जो सब कुछ फिर से ठीक कर देगा। परमेश्वर ने सब कुछ फिर से ठीक करने के इन वादों को यीशु में पूरा किया।</w:t>
+      </w:r>
+      <w:r>
+        <w:rPr>
+          <w:lang w:val="hi_IN" w:bidi="hi_IN"/>
+        </w:rPr>
+      </w:r>
+      <w:r>
+        <w:rPr>
+          <w:lang w:val="hi_IN" w:bidi="hi_IN"/>
+        </w:rPr>
+      </w:r>
+    </w:p>
+    <w:p>
+      <w:pPr/>
+      <w:r>
+        <w:rPr>
+          <w:lang w:val="hi_IN" w:bidi="hi_IN"/>
+        </w:rPr>
+      </w:r>
+    </w:p>
+    <w:p>
+      <w:pPr>
+        <w:pStyle w:val="Heading2"/>
+      </w:pPr>
+      <w:r>
+        <w:rPr>
+          <w:lang w:val="hi_IN" w:bidi="hi_IN"/>
+        </w:rPr>
+        <w:t>यहूदिया</w:t>
+      </w:r>
+      <w:r>
+        <w:rPr>
+          <w:lang w:val="hi_IN" w:bidi="hi_IN"/>
+        </w:rPr>
+      </w:r>
+    </w:p>
+    <w:p>
+      <w:pPr/>
+      <w:r>
+        <w:rPr>
+          <w:lang w:val="hi_IN" w:bidi="hi_IN"/>
+        </w:rPr>
+      </w:r>
+      <w:r>
+        <w:rPr>
+          <w:b/>
+          <w:lang w:val="hi_IN" w:bidi="hi_IN"/>
+        </w:rPr>
+        <w:t>यहूदिया</w:t>
+      </w:r>
+      <w:r>
+        <w:rPr>
+          <w:lang w:val="hi_IN" w:bidi="hi_IN"/>
+        </w:rPr>
+        <w:t xml:space="preserve"> नए नियम के समय में </w:t>
+      </w:r>
+      <w:r>
+        <w:rPr>
+          <w:b/>
+          <w:lang w:val="hi_IN" w:bidi="hi_IN"/>
+        </w:rPr>
+        <w:t>इस्राएल</w:t>
+      </w:r>
+      <w:r>
+        <w:rPr>
+          <w:lang w:val="hi_IN" w:bidi="hi_IN"/>
+        </w:rPr>
+        <w:t xml:space="preserve"> के एक क्षेत्र का नाम है।</w:t>
+      </w:r>
+    </w:p>
+    <w:p>
+      <w:pPr/>
+      <w:r>
+        <w:rPr>
+          <w:lang w:val="hi_IN" w:bidi="hi_IN"/>
+        </w:rPr>
+      </w:r>
+      <w:r>
+        <w:rPr>
+          <w:lang w:val="hi_IN" w:bidi="hi_IN"/>
+        </w:rPr>
+        <w:t xml:space="preserve">यीशु के समय में, इस्राएल एक स्वतंत्र </w:t>
+      </w:r>
+      <w:r>
+        <w:rPr>
+          <w:b/>
+          <w:lang w:val="hi_IN" w:bidi="hi_IN"/>
+        </w:rPr>
+        <w:t>राष्ट्र</w:t>
+      </w:r>
+      <w:r>
+        <w:rPr>
+          <w:lang w:val="hi_IN" w:bidi="hi_IN"/>
+        </w:rPr>
+        <w:t xml:space="preserve"> नहीं था। </w:t>
+      </w:r>
+      <w:r>
+        <w:rPr>
+          <w:b/>
+          <w:lang w:val="hi_IN" w:bidi="hi_IN"/>
+        </w:rPr>
+        <w:t>इस्राएलियों</w:t>
+      </w:r>
+      <w:r>
+        <w:rPr>
+          <w:lang w:val="hi_IN" w:bidi="hi_IN"/>
+        </w:rPr>
+        <w:t xml:space="preserve"> पर रोमी लोगों का शासन था। रोमी लोगों ने इस्राएल को कई क्षेत्रों या प्रांतों में बाँट दिया था। ये प्रांत थे दक्षिण में यहूदिया, उत्तर में </w:t>
+      </w:r>
+      <w:r>
+        <w:rPr>
+          <w:b/>
+          <w:lang w:val="hi_IN" w:bidi="hi_IN"/>
+        </w:rPr>
+        <w:t>गलील</w:t>
+      </w:r>
+      <w:r>
+        <w:rPr>
+          <w:lang w:val="hi_IN" w:bidi="hi_IN"/>
+        </w:rPr>
+        <w:t xml:space="preserve">, और बीच में </w:t>
+      </w:r>
+      <w:r>
+        <w:rPr>
+          <w:b/>
+          <w:lang w:val="hi_IN" w:bidi="hi_IN"/>
+        </w:rPr>
+        <w:t>सामरिया</w:t>
+      </w:r>
+      <w:r>
+        <w:rPr>
+          <w:lang w:val="hi_IN" w:bidi="hi_IN"/>
+        </w:rPr>
+        <w:t>।</w:t>
+      </w:r>
+    </w:p>
+    <w:p>
+      <w:pPr/>
+      <w:r>
+        <w:rPr>
+          <w:lang w:val="hi_IN" w:bidi="hi_IN"/>
+        </w:rPr>
+      </w:r>
+      <w:r>
+        <w:rPr>
+          <w:lang w:val="hi_IN" w:bidi="hi_IN"/>
+        </w:rPr>
+        <w:t xml:space="preserve">यहूदिया वह स्थान था जहाँ सबसे महत्वपूर्ण शहर, </w:t>
+      </w:r>
+      <w:r>
+        <w:rPr>
+          <w:b/>
+          <w:lang w:val="hi_IN" w:bidi="hi_IN"/>
+        </w:rPr>
+        <w:t>यरूशलेम</w:t>
+      </w:r>
+      <w:r>
+        <w:rPr>
+          <w:lang w:val="hi_IN" w:bidi="hi_IN"/>
+        </w:rPr>
+        <w:t xml:space="preserve">, और परमेश्वर का </w:t>
+      </w:r>
+      <w:r>
+        <w:rPr>
+          <w:b/>
+          <w:lang w:val="hi_IN" w:bidi="hi_IN"/>
+        </w:rPr>
+        <w:t>मन्दिर</w:t>
+      </w:r>
+      <w:r>
+        <w:rPr>
+          <w:lang w:val="hi_IN" w:bidi="hi_IN"/>
+        </w:rPr>
+        <w:t xml:space="preserve"> था। यहूदिया के लोग अक्सर सोचते थे कि वे गलील के लोगों से बेहतर </w:t>
+      </w:r>
+      <w:r>
+        <w:rPr>
+          <w:b/>
+          <w:lang w:val="hi_IN" w:bidi="hi_IN"/>
+        </w:rPr>
+        <w:t>यहूदी</w:t>
+      </w:r>
+      <w:r>
+        <w:rPr>
+          <w:lang w:val="hi_IN" w:bidi="hi_IN"/>
+        </w:rPr>
+        <w:t xml:space="preserve"> हैं। वे गलील के लोगों को नीचा समझते थे, और उन्हें कम पढ़ा-लिखा और उखड़े स्वभाव का मानते थे। यहूदिया </w:t>
+      </w:r>
+      <w:r>
+        <w:rPr>
+          <w:b/>
+          <w:lang w:val="hi_IN" w:bidi="hi_IN"/>
+        </w:rPr>
+        <w:t>और</w:t>
+      </w:r>
+      <w:r>
+        <w:rPr>
+          <w:lang w:val="hi_IN" w:bidi="hi_IN"/>
+        </w:rPr>
+        <w:t xml:space="preserve"> गलील के लोग सामरिया के लोगों को नीचा समझते थे, क्योंकि वे उन्हें यहूदी नहीं मानते थे।</w:t>
+      </w:r>
+    </w:p>
+    <w:p>
+      <w:pPr/>
+      <w:r>
+        <w:rPr>
+          <w:lang w:val="hi_IN" w:bidi="hi_IN"/>
+        </w:rPr>
+      </w:r>
+      <w:r>
+        <w:rPr>
+          <w:lang w:val="hi_IN" w:bidi="hi_IN"/>
+        </w:rPr>
+        <w:t>नए नियम में जिसे यहूदिया कहा गया है, उसे पुराने नियम में यहूदा कहा जाता है।</w:t>
+      </w:r>
+      <w:r>
+        <w:rPr>
+          <w:lang w:val="hi_IN" w:bidi="hi_IN"/>
+        </w:rPr>
+      </w:r>
+      <w:r>
+        <w:rPr>
+          <w:lang w:val="hi_IN" w:bidi="hi_IN"/>
+        </w:rPr>
+      </w:r>
+    </w:p>
+    <w:p>
+      <w:pPr/>
+      <w:r>
+        <w:rPr>
+          <w:lang w:val="hi_IN" w:bidi="hi_IN"/>
+        </w:rPr>
+      </w:r>
+    </w:p>
+    <w:p>
+      <w:pPr>
+        <w:pStyle w:val="Heading2"/>
+      </w:pPr>
+      <w:r>
+        <w:rPr>
+          <w:lang w:val="hi_IN" w:bidi="hi_IN"/>
+        </w:rPr>
+        <w:t>यहूदी</w:t>
+      </w:r>
+      <w:r>
+        <w:rPr>
+          <w:lang w:val="hi_IN" w:bidi="hi_IN"/>
+        </w:rPr>
+      </w:r>
+    </w:p>
+    <w:p>
+      <w:pPr/>
+      <w:r>
+        <w:rPr>
+          <w:lang w:val="hi_IN" w:bidi="hi_IN"/>
+        </w:rPr>
+      </w:r>
+      <w:r>
+        <w:rPr>
+          <w:b/>
+          <w:lang w:val="hi_IN" w:bidi="hi_IN"/>
+        </w:rPr>
+        <w:t>यहूदी</w:t>
+      </w:r>
+      <w:r>
+        <w:rPr>
+          <w:lang w:val="hi_IN" w:bidi="hi_IN"/>
+        </w:rPr>
+        <w:t xml:space="preserve"> शब्द उन लोगों को दर्शाता है जो याकूब के </w:t>
+      </w:r>
+      <w:r>
+        <w:rPr>
+          <w:b/>
+          <w:lang w:val="hi_IN" w:bidi="hi_IN"/>
+        </w:rPr>
+        <w:t>वंशज</w:t>
+      </w:r>
+      <w:r>
+        <w:rPr>
+          <w:lang w:val="hi_IN" w:bidi="hi_IN"/>
+        </w:rPr>
+        <w:t xml:space="preserve"> हैं। यहूदी शब्द को समझने के लिए, आपको पहले इस्राएली शब्द को समझना होगा।</w:t>
+      </w:r>
+    </w:p>
+    <w:p>
+      <w:pPr/>
+      <w:r>
+        <w:rPr>
+          <w:lang w:val="hi_IN" w:bidi="hi_IN"/>
+        </w:rPr>
+      </w:r>
+      <w:r>
+        <w:rPr>
+          <w:b/>
+          <w:lang w:val="hi_IN" w:bidi="hi_IN"/>
+        </w:rPr>
         <w:t>इस्राएली</w:t>
       </w:r>
       <w:r>
         <w:rPr>
           <w:lang w:val="hi_IN" w:bidi="hi_IN"/>
         </w:rPr>
-        <w:t xml:space="preserve"> पहली बार इस देश में आए थे, तो उन्होंने इस यरदन नदी को पार किया था। यह बरसात का समय था, और उस समय नदी बहुत गहरी और चौड़ी थी। लेकिन परमेश्वर ने एक </w:t>
+        <w:t xml:space="preserve"> याकूब के वंशज हैं। याकूब के दादा </w:t>
       </w:r>
       <w:r>
         <w:rPr>
           <w:b/>
           <w:lang w:val="hi_IN" w:bidi="hi_IN"/>
         </w:rPr>
-        <w:t>चमत्कार</w:t>
-      </w:r>
-      <w:r>
-        <w:rPr>
-          <w:lang w:val="hi_IN" w:bidi="hi_IN"/>
-        </w:rPr>
-        <w:t xml:space="preserve"> किया और नदी का पानी रोक दिया, और इस्राएल के लोग सुरक्षित रूप से नदी के तल से पार चलकर दूसरी ओर जा सके।</w:t>
-      </w:r>
-      <w:r>
-        <w:rPr>
-          <w:lang w:val="hi_IN" w:bidi="hi_IN"/>
-        </w:rPr>
-      </w:r>
-      <w:r>
-        <w:rPr>
-          <w:lang w:val="hi_IN" w:bidi="hi_IN"/>
-        </w:rPr>
+        <w:t>अब्राहम</w:t>
+      </w:r>
+      <w:r>
+        <w:rPr>
+          <w:lang w:val="hi_IN" w:bidi="hi_IN"/>
+        </w:rPr>
+        <w:t xml:space="preserve"> एक ऐसा व्यक्ति था जो यीशु के जन्म से लगभग 2000 साल पहले रहता था। जब अब्राहम 75 साल का था, तब परमेश्वर ने उससे बात की। परमेश्वर ने उससे कहा कि वह अपना जन्म-स्थान छोड़ दे, और उस स्थान पर जाए, जो परमेश्वर उसे दिखाएगा। परमेश्वर ने कहा कि वह अब्राहम को </w:t>
+      </w:r>
+      <w:r>
+        <w:rPr>
+          <w:lang w:val="hi_IN" w:bidi="hi_IN"/>
+        </w:rPr>
+        <w:t>आशीष</w:t>
+      </w:r>
+      <w:r>
+        <w:rPr>
+          <w:lang w:val="hi_IN" w:bidi="hi_IN"/>
+        </w:rPr>
+        <w:t xml:space="preserve"> देगा, कि वह उससे एक महान </w:t>
+      </w:r>
+      <w:r>
+        <w:rPr>
+          <w:lang w:val="hi_IN" w:bidi="hi_IN"/>
+        </w:rPr>
+        <w:t>राष्ट्र</w:t>
+      </w:r>
+      <w:r>
+        <w:rPr>
+          <w:lang w:val="hi_IN" w:bidi="hi_IN"/>
+        </w:rPr>
+        <w:t xml:space="preserve"> बनाएगा, और यह कि परमेश्वर अब्राहम के द्वारा संसार के सभी राष्ट्रों को आशीष देगा। अब्राहम ने परमेश्वर की आज्ञा मानी और परमेश्वर उसे उस क्षेत्र में ले गया जिसे हम </w:t>
+      </w:r>
+      <w:r>
+        <w:rPr>
+          <w:b/>
+          <w:lang w:val="hi_IN" w:bidi="hi_IN"/>
+        </w:rPr>
+        <w:t>कनान</w:t>
+      </w:r>
+      <w:r>
+        <w:rPr>
+          <w:lang w:val="hi_IN" w:bidi="hi_IN"/>
+        </w:rPr>
+        <w:t xml:space="preserve"> कहते हैं। परमेश्वर ने अब्राहम से वादा किया था कि वह यह भूमि अब्राहम के वंशजों को देगा। अब्राहम और उसकी पत्नी के कोई संतान नहीं थी, लेकिन जब वे दोनों पहले ही बहुत बूढ़े हो चुके थे, तब परमेश्वर ने उन्हें एक पुत्र दिया, इसहाक। यह उस वादे को पूरा करने की शुरुआत थी जो परमेश्वर ने अब्राहम से किया था।</w:t>
       </w:r>
     </w:p>
     <w:p>
@@ -320,6 +1004,283 @@
           <w:lang w:val="hi_IN" w:bidi="hi_IN"/>
         </w:rPr>
       </w:r>
+      <w:r>
+        <w:rPr>
+          <w:lang w:val="hi_IN" w:bidi="hi_IN"/>
+        </w:rPr>
+        <w:t>अब्राहम के पुत्र इसहाक के दो पुत्र थे, उनमें से एक का नाम याकूब था। बाद में परमेश्वर ने याकूब को इस्राएल नाम दिया। उसी समय से, याकूब के सभी वंशजों को इस्राएली कहा जाने लगा।</w:t>
+      </w:r>
+    </w:p>
+    <w:p>
+      <w:pPr/>
+      <w:r>
+        <w:rPr>
+          <w:lang w:val="hi_IN" w:bidi="hi_IN"/>
+        </w:rPr>
+      </w:r>
+      <w:r>
+        <w:rPr>
+          <w:lang w:val="hi_IN" w:bidi="hi_IN"/>
+        </w:rPr>
+        <w:t xml:space="preserve">क्योंकि परमेश्वर ने अब्राहम, इसहाक और याकूब से वादा किया था, इसलिए इस्राएली परमेश्वर के विशेष लोग थे। परमेश्वर ने उनके साथ एक </w:t>
+      </w:r>
+      <w:r>
+        <w:rPr>
+          <w:lang w:val="hi_IN" w:bidi="hi_IN"/>
+        </w:rPr>
+        <w:t>वाचा</w:t>
+      </w:r>
+      <w:r>
+        <w:rPr>
+          <w:lang w:val="hi_IN" w:bidi="hi_IN"/>
+        </w:rPr>
+        <w:t xml:space="preserve"> बाँधी, जो एक विशेष समझौते के साथ किया गया वादा था। समझौता यह था कि इस्राएली परमेश्वर की सभी </w:t>
+      </w:r>
+      <w:r>
+        <w:rPr>
+          <w:b/>
+          <w:lang w:val="hi_IN" w:bidi="hi_IN"/>
+        </w:rPr>
+        <w:t>आज्ञाओं</w:t>
+      </w:r>
+      <w:r>
+        <w:rPr>
+          <w:lang w:val="hi_IN" w:bidi="hi_IN"/>
+        </w:rPr>
+        <w:t xml:space="preserve"> का पालन करेंगे, और परमेश्वर उन्हें आशीष देगा और पृथ्वी के सभी लोगों के लिए आशीष का कारण बनाएगा।</w:t>
+      </w:r>
+    </w:p>
+    <w:p>
+      <w:pPr/>
+      <w:r>
+        <w:rPr>
+          <w:lang w:val="hi_IN" w:bidi="hi_IN"/>
+        </w:rPr>
+      </w:r>
+      <w:r>
+        <w:rPr>
+          <w:lang w:val="hi_IN" w:bidi="hi_IN"/>
+        </w:rPr>
+        <w:t xml:space="preserve">जिस भूमि पर इस्राएली रहते थे, उसे इस्राएल कहा जाता था। यह भूमि इस्राएल की अलग-अलग जनजातियों में बाँटी गई थी। शुरुआत में, "न्यायी" कहलाने वाले लोग इस्राएलियों पर शासन करते थे। जब लोगों ने परमेश्वर से उन्हें एक </w:t>
+      </w:r>
+      <w:r>
+        <w:rPr>
+          <w:lang w:val="hi_IN" w:bidi="hi_IN"/>
+        </w:rPr>
+        <w:t>राजा</w:t>
+      </w:r>
+      <w:r>
+        <w:rPr>
+          <w:lang w:val="hi_IN" w:bidi="hi_IN"/>
+        </w:rPr>
+        <w:t xml:space="preserve"> देने के लिए कहा, तो परमेश्वर ने उन पर शासन करने के लिए एक राजा नियुक्त किया। शुरुआत में सब कुछ अच्छा रहा, और राजा </w:t>
+      </w:r>
+      <w:r>
+        <w:rPr>
+          <w:lang w:val="hi_IN" w:bidi="hi_IN"/>
+        </w:rPr>
+        <w:t>दाऊद</w:t>
+      </w:r>
+      <w:r>
+        <w:rPr>
+          <w:lang w:val="hi_IN" w:bidi="hi_IN"/>
+        </w:rPr>
+        <w:t xml:space="preserve"> और उसके पुत्र सुलैमान के शासन में इस्राएल का राज्य बड़ा और फलता-फूलता रहा। लेकिन जब राजा सुलैमान की मृत्यु हुई, तब स्थिति बिगड़ने लगी। 12 में से दस जनजातियाँ राजा सुलैमान के पुत्र को अपना राजा नहीं बनाना चाहती थीं। वे बाक़ी दो जनजातियों से अलग हो गए और अपने लिए एक राजा चुन लिया।</w:t>
+      </w:r>
+    </w:p>
+    <w:p>
+      <w:pPr/>
+      <w:r>
+        <w:rPr>
+          <w:lang w:val="hi_IN" w:bidi="hi_IN"/>
+        </w:rPr>
+      </w:r>
+      <w:r>
+        <w:rPr>
+          <w:lang w:val="hi_IN" w:bidi="hi_IN"/>
+        </w:rPr>
+        <w:t xml:space="preserve">उसी समय से, इस्राएल अलग-अलग बँट गया था। उत्तरी भाग, जिसमें 10 जनजातियाँ थीं, अभी भी इस्राएल कहलाता था। दक्षिणी भाग, जिसमें दो जनजातियाँ थीं, </w:t>
+      </w:r>
+      <w:r>
+        <w:rPr>
+          <w:lang w:val="hi_IN" w:bidi="hi_IN"/>
+        </w:rPr>
+        <w:t>यहूदा</w:t>
+      </w:r>
+      <w:r>
+        <w:rPr>
+          <w:lang w:val="hi_IN" w:bidi="hi_IN"/>
+        </w:rPr>
+        <w:t xml:space="preserve"> कहलाता था। इसे यहूदा इसलिए कहा जाता था क्योंकि यहूदा की जनजाति उन दो जनजातियों में सबसे बड़ी थी जिन्होंने मिलकर यह दक्षिणी राज्य बनाया था।</w:t>
+      </w:r>
+    </w:p>
+    <w:p>
+      <w:pPr/>
+      <w:r>
+        <w:rPr>
+          <w:lang w:val="hi_IN" w:bidi="hi_IN"/>
+        </w:rPr>
+      </w:r>
+      <w:r>
+        <w:rPr>
+          <w:lang w:val="hi_IN" w:bidi="hi_IN"/>
+        </w:rPr>
+        <w:t>हर हिस्से का अपना एक राजा था। यीशु के जन्म से लगभग 700 साल पहले अश्शूर राष्ट्र ने उत्तरी हिस्से इस्राएल को हराया था। यह इसलिए हुआ क्योंकि लोग लगातार परमेश्वर की आज्ञा का उल्लंघन कर रहे थे और वाचा को तोड़ रहे थे। अश्शूर के राजा ने इस्राएल से ज़्यादातर लोगों को विदेशों में भेज दिया। यह उत्तरी राज्य का अंत था। इन लोगों के साथ क्या हुआ, इसके बारे में हम अब कभी कुछ नहीं सुनते।</w:t>
+      </w:r>
+    </w:p>
+    <w:p>
+      <w:pPr/>
+      <w:r>
+        <w:rPr>
+          <w:lang w:val="hi_IN" w:bidi="hi_IN"/>
+        </w:rPr>
+      </w:r>
+      <w:r>
+        <w:rPr>
+          <w:lang w:val="hi_IN" w:bidi="hi_IN"/>
+        </w:rPr>
+        <w:t xml:space="preserve">यहूदा का राज्य कुछ समय तक और चला, लेकिन कुछ सालों बाद परमेश्वर ने उन्हें उनकी अनाज्ञाकारिता के कारण सजा भी दी। एक और विदेशी राष्ट्र, बाबेल के लोग आए और </w:t>
+      </w:r>
+      <w:r>
+        <w:rPr>
+          <w:lang w:val="hi_IN" w:bidi="hi_IN"/>
+        </w:rPr>
+        <w:t>यरूशलेम</w:t>
+      </w:r>
+      <w:r>
+        <w:rPr>
+          <w:lang w:val="hi_IN" w:bidi="hi_IN"/>
+        </w:rPr>
+        <w:t xml:space="preserve"> शहर को नष्ट कर दिया, और बाबेल के लोग यहूदा के बहुत से लोगों को कैदी बनाकर बाबेल ले गए। यहूदा के लोगों को अब यहूदी कहा जाने लगा, जिसका अर्थ है "यहूदा के लोग।" बाद में, परमेश्वर ने यहूदियों को यहूदा वापस जाने की अनुमति दी, जहाँ उन्होंने यरूशलेम शहर और </w:t>
+      </w:r>
+      <w:r>
+        <w:rPr>
+          <w:lang w:val="hi_IN" w:bidi="hi_IN"/>
+        </w:rPr>
+        <w:t>मन्दिर</w:t>
+      </w:r>
+      <w:r>
+        <w:rPr>
+          <w:lang w:val="hi_IN" w:bidi="hi_IN"/>
+        </w:rPr>
+        <w:t xml:space="preserve"> को फिर से बनाया। लेकिन यहूदा फिर कभी एक आज़ाद राज्य नहीं बन पाया। नए नियम के समय में, रोम नाम का एक और राष्ट्र उस क्षेत्र पर राज कर रहा था जो इस्राएल का हिस्सा था। यहूदा का जो दक्षिणी राज्य था, अब उसे रोमी प्रांत यहूदिया कहा जाता था। जो कभी इस्राएल का उत्तरी राज्य था, वह अब लगभग रोमी प्रांत </w:t>
+      </w:r>
+      <w:r>
+        <w:rPr>
+          <w:b/>
+          <w:lang w:val="hi_IN" w:bidi="hi_IN"/>
+        </w:rPr>
+        <w:t>सामरिया</w:t>
+      </w:r>
+      <w:r>
+        <w:rPr>
+          <w:lang w:val="hi_IN" w:bidi="hi_IN"/>
+        </w:rPr>
+        <w:t xml:space="preserve"> और </w:t>
+      </w:r>
+      <w:r>
+        <w:rPr>
+          <w:lang w:val="hi_IN" w:bidi="hi_IN"/>
+        </w:rPr>
+        <w:t>गलील</w:t>
+      </w:r>
+      <w:r>
+        <w:rPr>
+          <w:lang w:val="hi_IN" w:bidi="hi_IN"/>
+        </w:rPr>
+        <w:t xml:space="preserve"> कहलाता था। अब यहूदी शब्द याकूब के सभी बचे हुए वंशजों के लिए इस्तेमाल होने लगा था, चाहे वे कहीं भी रहते हों।</w:t>
+      </w:r>
+    </w:p>
+    <w:p>
+      <w:pPr/>
+      <w:r>
+        <w:rPr>
+          <w:lang w:val="hi_IN" w:bidi="hi_IN"/>
+        </w:rPr>
+      </w:r>
+      <w:r>
+        <w:rPr>
+          <w:lang w:val="hi_IN" w:bidi="hi_IN"/>
+        </w:rPr>
+        <w:t>और इसलिए, इस्राएली और यहूदी दोनों शब्द याकूब के वंशजों के लिए इस्तेमाल होते हैं। यहूदी शब्द खासतौर पर नए नियम में और पुराने नियम के बाद के हिस्सों में आता है।</w:t>
+      </w:r>
+    </w:p>
+    <w:p>
+      <w:pPr/>
+      <w:r>
+        <w:rPr>
+          <w:lang w:val="hi_IN" w:bidi="hi_IN"/>
+        </w:rPr>
+      </w:r>
+      <w:r>
+        <w:rPr>
+          <w:lang w:val="hi_IN" w:bidi="hi_IN"/>
+        </w:rPr>
+        <w:t>आमतौर पर, जब लोग इस्राएली शब्द का इस्तेमाल करते हैं, तो वे खासकर उन लोगों के बारे में सोचते हैं जो इस्राएल देश में रहते हैं। और जब वे यहूदी शब्द का इस्तेमाल करते हैं, तो वे खासकर उन लोगों के बारे में सोचते हैं जो अब्राहम, इसहाक और याकूब के परमेश्वर को समर्पित हैं, और जो उस वाचा को मानना चाहते हैं जो परमेश्वर ने याकूब के वंशजों के साथ बाँधी थी। इसलिए, यहूदी शब्द का कभी-कभी एक अधिक धार्मिक अर्थ होता है।</w:t>
+      </w:r>
+    </w:p>
+    <w:p>
+      <w:pPr/>
+      <w:r>
+        <w:rPr>
+          <w:lang w:val="hi_IN" w:bidi="hi_IN"/>
+        </w:rPr>
+      </w:r>
+      <w:r>
+        <w:rPr>
+          <w:lang w:val="hi_IN" w:bidi="hi_IN"/>
+        </w:rPr>
+        <w:t>सुसमाचारों</w:t>
+      </w:r>
+      <w:r>
+        <w:rPr>
+          <w:lang w:val="hi_IN" w:bidi="hi_IN"/>
+        </w:rPr>
+        <w:t xml:space="preserve"> में, नए नियम की चार पुस्तकें जो हमें यीशु के जीवन के बारे में बताती हैं, हम जिन लोगों से मिलते हैं वे लगभग सभी यहूदी हैं: यीशु, उसके </w:t>
+      </w:r>
+      <w:r>
+        <w:rPr>
+          <w:lang w:val="hi_IN" w:bidi="hi_IN"/>
+        </w:rPr>
+        <w:t>चेले</w:t>
+      </w:r>
+      <w:r>
+        <w:rPr>
+          <w:lang w:val="hi_IN" w:bidi="hi_IN"/>
+        </w:rPr>
+        <w:t xml:space="preserve"> और उसकी बात सुनने वाले ज़्यादातर लोग सभी यहूदी हैं। लेकिन यूहन्ना की पुस्तक में यहूदी शब्द का इस्तेमाल एक विशेष तरीके से किया गया है। जब यूहन्ना के सुसमाचार का लेखक यहूदियों के बारे में बात करता है, तो वह अक्सर यहूदियों के </w:t>
+      </w:r>
+      <w:r>
+        <w:rPr>
+          <w:b/>
+          <w:lang w:val="hi_IN" w:bidi="hi_IN"/>
+        </w:rPr>
+        <w:t>धार्मिक अगुओं</w:t>
+      </w:r>
+      <w:r>
+        <w:rPr>
+          <w:lang w:val="hi_IN" w:bidi="hi_IN"/>
+        </w:rPr>
+        <w:t xml:space="preserve"> की बात करता है। आमतौर पर इसका अर्थ उन लोगों से है जो यीशु का विरोध करते हैं।</w:t>
+      </w:r>
+      <w:r>
+        <w:rPr>
+          <w:lang w:val="hi_IN" w:bidi="hi_IN"/>
+        </w:rPr>
+      </w:r>
+      <w:r>
+        <w:rPr>
+          <w:lang w:val="hi_IN" w:bidi="hi_IN"/>
+        </w:rPr>
+      </w:r>
+    </w:p>
+    <w:p>
+      <w:pPr/>
+      <w:r>
+        <w:rPr>
+          <w:lang w:val="hi_IN" w:bidi="hi_IN"/>
+        </w:rPr>
+      </w:r>
     </w:p>
     <w:p>
       <w:pPr>
@@ -329,12 +1290,737 @@
         <w:rPr>
           <w:lang w:val="hi_IN" w:bidi="hi_IN"/>
         </w:rPr>
+        <w:t>याकूब</w:t>
+      </w:r>
+      <w:r>
+        <w:rPr>
+          <w:lang w:val="hi_IN" w:bidi="hi_IN"/>
+        </w:rPr>
+      </w:r>
+    </w:p>
+    <w:p>
+      <w:pPr/>
+      <w:r>
+        <w:rPr>
+          <w:lang w:val="hi_IN" w:bidi="hi_IN"/>
+        </w:rPr>
+      </w:r>
+      <w:r>
+        <w:rPr>
+          <w:lang w:val="hi_IN" w:bidi="hi_IN"/>
+        </w:rPr>
+        <w:t xml:space="preserve">नए नियम में तीन व्यक्ति हैं जिनका नाम </w:t>
+      </w:r>
+      <w:r>
+        <w:rPr>
+          <w:b/>
+          <w:lang w:val="hi_IN" w:bidi="hi_IN"/>
+        </w:rPr>
+        <w:t>याकूब</w:t>
+      </w:r>
+      <w:r>
+        <w:rPr>
+          <w:lang w:val="hi_IN" w:bidi="hi_IN"/>
+        </w:rPr>
+        <w:t xml:space="preserve"> है।</w:t>
+      </w:r>
+    </w:p>
+    <w:p>
+      <w:pPr/>
+      <w:r>
+        <w:rPr>
+          <w:lang w:val="hi_IN" w:bidi="hi_IN"/>
+        </w:rPr>
+      </w:r>
+      <w:r>
+        <w:rPr>
+          <w:lang w:val="hi_IN" w:bidi="hi_IN"/>
+        </w:rPr>
+        <w:t xml:space="preserve">यीशु के </w:t>
+      </w:r>
+      <w:r>
+        <w:rPr>
+          <w:lang w:val="hi_IN" w:bidi="hi_IN"/>
+        </w:rPr>
+        <w:t>चेलों</w:t>
+      </w:r>
+      <w:r>
+        <w:rPr>
+          <w:lang w:val="hi_IN" w:bidi="hi_IN"/>
+        </w:rPr>
+        <w:t xml:space="preserve"> में से एक का नाम याकूब था। याकूब का एक भाई था जिसका नाम </w:t>
+      </w:r>
+      <w:r>
+        <w:rPr>
+          <w:lang w:val="hi_IN" w:bidi="hi_IN"/>
+        </w:rPr>
+        <w:t>यूहन्ना</w:t>
+      </w:r>
+      <w:r>
+        <w:rPr>
+          <w:lang w:val="hi_IN" w:bidi="hi_IN"/>
+        </w:rPr>
+        <w:t xml:space="preserve"> था, और उसके पिता का नाम जब्दी था। याकूब और यूहन्ना मछुआरे थे, जब तक कि यीशु ने उन्हें अपने चेले बनने के लिए नहीं बुलाया। पतरस के साथ मिलकर जो एक और चेला था, ये तीनों पुरुष अक्सर खास समयों पर यीशु के साथ रहते थे। यीशु के 12 चेलों में से, ये तीन व्यक्ति यीशु के सबसे करीबी थे।</w:t>
+      </w:r>
+    </w:p>
+    <w:p>
+      <w:pPr/>
+      <w:r>
+        <w:rPr>
+          <w:lang w:val="hi_IN" w:bidi="hi_IN"/>
+        </w:rPr>
+      </w:r>
+      <w:r>
+        <w:rPr>
+          <w:lang w:val="hi_IN" w:bidi="hi_IN"/>
+        </w:rPr>
+        <w:t>एक बार, यीशु ने याकूब और उसके भाई यूहन्ना को "गर्जन के पुत्र" कहा था। हो सकता है कि यीशु ने उन्हें यह नाम इसलिए दिया क्योंकि वे गुस्सैल थे, और जल्दी भड़क जाते थे। लेकिन हमें इस बात का पक्का पता नहीं है।</w:t>
+      </w:r>
+    </w:p>
+    <w:p>
+      <w:pPr/>
+      <w:r>
+        <w:rPr>
+          <w:lang w:val="hi_IN" w:bidi="hi_IN"/>
+        </w:rPr>
+      </w:r>
+      <w:r>
+        <w:rPr>
+          <w:lang w:val="hi_IN" w:bidi="hi_IN"/>
+        </w:rPr>
+        <w:t>प्रेरितों के काम की पुस्तक में हम सुनते हैं कि राजा हेरोदेस अग्रिप्पा ने याकूब को मरवा डाला।</w:t>
+      </w:r>
+    </w:p>
+    <w:p>
+      <w:pPr/>
+      <w:r>
+        <w:rPr>
+          <w:lang w:val="hi_IN" w:bidi="hi_IN"/>
+        </w:rPr>
+      </w:r>
+      <w:r>
+        <w:rPr>
+          <w:lang w:val="hi_IN" w:bidi="hi_IN"/>
+        </w:rPr>
+        <w:t>यीशु का एक और चेला था जिसका नाम याकूब था। उसे हलफई का पुत्र याकूब या "छोटा याकूब" कहा जाता है। "छोटा याकूब" शायद एक उपनाम था जो लोगों ने उसे इसलिए दिया था क्योंकि वह या तो याकूब नाम के दूसरे चेले से उम्र में छोटा था, या कद में।</w:t>
+      </w:r>
+    </w:p>
+    <w:p>
+      <w:pPr/>
+      <w:r>
+        <w:rPr>
+          <w:lang w:val="hi_IN" w:bidi="hi_IN"/>
+        </w:rPr>
+      </w:r>
+      <w:r>
+        <w:rPr>
+          <w:lang w:val="hi_IN" w:bidi="hi_IN"/>
+        </w:rPr>
+        <w:t xml:space="preserve">एक और याकूब यीशु का भाई था, वह यीशु की माँ </w:t>
+      </w:r>
+      <w:r>
+        <w:rPr>
+          <w:b/>
+          <w:lang w:val="hi_IN" w:bidi="hi_IN"/>
+        </w:rPr>
+        <w:t>मरियम</w:t>
+      </w:r>
+      <w:r>
+        <w:rPr>
+          <w:lang w:val="hi_IN" w:bidi="hi_IN"/>
+        </w:rPr>
+        <w:t xml:space="preserve"> और उसके पति यूसुफ का पुत्र था। यह याकूब शुरू में </w:t>
+      </w:r>
+      <w:r>
+        <w:rPr>
+          <w:lang w:val="hi_IN" w:bidi="hi_IN"/>
+        </w:rPr>
+        <w:t>विश्वास</w:t>
+      </w:r>
+      <w:r>
+        <w:rPr>
+          <w:lang w:val="hi_IN" w:bidi="hi_IN"/>
+        </w:rPr>
+        <w:t xml:space="preserve"> नहीं करता था कि परमेश्वर ने यीशु को भेजा है। लेकिन यीशु के मरे हुओं में से जी उठने के बाद, याकूब ने यीशु पर विश्वास करना शुरू किया। याकूब शुरुआती </w:t>
+      </w:r>
+      <w:r>
+        <w:rPr>
+          <w:b/>
+          <w:lang w:val="hi_IN" w:bidi="hi_IN"/>
+        </w:rPr>
+        <w:t>कलीसिया</w:t>
+      </w:r>
+      <w:r>
+        <w:rPr>
+          <w:lang w:val="hi_IN" w:bidi="hi_IN"/>
+        </w:rPr>
+        <w:t xml:space="preserve"> में एक महत्वपूर्ण अगुआ बन गया, और शायद वही याकूब, नए नियम में याकूब की पुस्तक का लेखक है।</w:t>
+      </w:r>
+      <w:r>
+        <w:rPr>
+          <w:lang w:val="hi_IN" w:bidi="hi_IN"/>
+        </w:rPr>
+      </w:r>
+      <w:r>
+        <w:rPr>
+          <w:lang w:val="hi_IN" w:bidi="hi_IN"/>
+        </w:rPr>
+      </w:r>
+    </w:p>
+    <w:p>
+      <w:pPr/>
+      <w:r>
+        <w:rPr>
+          <w:lang w:val="hi_IN" w:bidi="hi_IN"/>
+        </w:rPr>
+      </w:r>
+    </w:p>
+    <w:p>
+      <w:pPr>
+        <w:pStyle w:val="Heading2"/>
+      </w:pPr>
+      <w:r>
+        <w:rPr>
+          <w:lang w:val="hi_IN" w:bidi="hi_IN"/>
+        </w:rPr>
+        <w:t>यूनानी</w:t>
+      </w:r>
+      <w:r>
+        <w:rPr>
+          <w:lang w:val="hi_IN" w:bidi="hi_IN"/>
+        </w:rPr>
+      </w:r>
+    </w:p>
+    <w:p>
+      <w:pPr/>
+      <w:r>
+        <w:rPr>
+          <w:lang w:val="hi_IN" w:bidi="hi_IN"/>
+        </w:rPr>
+      </w:r>
+      <w:r>
+        <w:rPr>
+          <w:lang w:val="hi_IN" w:bidi="hi_IN"/>
+        </w:rPr>
+        <w:t xml:space="preserve">जो लोग यूनान देश से हैं, वे </w:t>
+      </w:r>
+      <w:r>
+        <w:rPr>
+          <w:b/>
+          <w:lang w:val="hi_IN" w:bidi="hi_IN"/>
+        </w:rPr>
+        <w:t>यूनानी</w:t>
+      </w:r>
+      <w:r>
+        <w:rPr>
+          <w:lang w:val="hi_IN" w:bidi="hi_IN"/>
+        </w:rPr>
+        <w:t xml:space="preserve"> हैं। यूनान वह देश है जो उस क्षेत्र के दक्षिणी भाग में है जिसे हम अब यूरोप कहते हैं। मसीह के जन्म से कई सौ साल पहले, यूनान इस क्षेत्र का सबसे शक्तिशाली </w:t>
+      </w:r>
+      <w:r>
+        <w:rPr>
+          <w:lang w:val="hi_IN" w:bidi="hi_IN"/>
+        </w:rPr>
+        <w:t>राष्ट्र</w:t>
+      </w:r>
+      <w:r>
+        <w:rPr>
+          <w:lang w:val="hi_IN" w:bidi="hi_IN"/>
+        </w:rPr>
+        <w:t xml:space="preserve"> था, और यूनानी एक बहुत बड़े क्षेत्र पर शासन करते थे। इस क्षेत्र में </w:t>
+      </w:r>
+      <w:r>
+        <w:rPr>
+          <w:lang w:val="hi_IN" w:bidi="hi_IN"/>
+        </w:rPr>
+        <w:t>इस्राएल</w:t>
+      </w:r>
+      <w:r>
+        <w:rPr>
+          <w:lang w:val="hi_IN" w:bidi="hi_IN"/>
+        </w:rPr>
+        <w:t xml:space="preserve"> भी था।</w:t>
+      </w:r>
+    </w:p>
+    <w:p>
+      <w:pPr/>
+      <w:r>
+        <w:rPr>
+          <w:lang w:val="hi_IN" w:bidi="hi_IN"/>
+        </w:rPr>
+      </w:r>
+      <w:r>
+        <w:rPr>
+          <w:lang w:val="hi_IN" w:bidi="hi_IN"/>
+        </w:rPr>
+        <w:t xml:space="preserve">यूनानी संस्कृति का दूसरे देशों पर बहुत प्रभाव था। बहुत से लोगों ने यूनानी रीति-रिवाजों को अपनाया और यूनानी भाषा बोलना शुरू कर दिया। कुछ लोग यूनानी देवताओं की भी </w:t>
+      </w:r>
+      <w:r>
+        <w:rPr>
+          <w:b/>
+          <w:lang w:val="hi_IN" w:bidi="hi_IN"/>
+        </w:rPr>
+        <w:t>उपासना</w:t>
+      </w:r>
+      <w:r>
+        <w:rPr>
+          <w:lang w:val="hi_IN" w:bidi="hi_IN"/>
+        </w:rPr>
+        <w:t xml:space="preserve"> करते थे। उस समय, बहुत से </w:t>
+      </w:r>
+      <w:r>
+        <w:rPr>
+          <w:lang w:val="hi_IN" w:bidi="hi_IN"/>
+        </w:rPr>
+        <w:t>यहूदी</w:t>
+      </w:r>
+      <w:r>
+        <w:rPr>
+          <w:lang w:val="hi_IN" w:bidi="hi_IN"/>
+        </w:rPr>
+        <w:t xml:space="preserve"> भी यूनानी देवताओं को मानने लगे थे। इससे इस्राएल में युद्ध का एक ऐसा दौर शुरू हुआ जिसमें वे लोग जो परमेश्वर के प्रति विश्वासयोग्य बने रहना चाहते थे, वे यूनानी रीति-रिवाज़ों और उन लोगों के विरुद्ध लड़ रहे थे जिन्होंने यूनानी देवताओं को मान लिया था।</w:t>
+      </w:r>
+    </w:p>
+    <w:p>
+      <w:pPr/>
+      <w:r>
+        <w:rPr>
+          <w:lang w:val="hi_IN" w:bidi="hi_IN"/>
+        </w:rPr>
+      </w:r>
+      <w:r>
+        <w:rPr>
+          <w:lang w:val="hi_IN" w:bidi="hi_IN"/>
+        </w:rPr>
+        <w:t>समय के साथ, जो लोग यूनानी रीति-रिवाजों का पालन कर रहे थे, उन्हें यूनानी कहा जाने लगा, भले ही वे यूनान देश से न भी आए हों।</w:t>
+      </w:r>
+    </w:p>
+    <w:p>
+      <w:pPr/>
+      <w:r>
+        <w:rPr>
+          <w:lang w:val="hi_IN" w:bidi="hi_IN"/>
+        </w:rPr>
+      </w:r>
+      <w:r>
+        <w:rPr>
+          <w:lang w:val="hi_IN" w:bidi="hi_IN"/>
+        </w:rPr>
+        <w:t>नए नियम के समय में, यूनानियों ने अपनी राजनीतिक शक्तियाँ खो दी थीं और अब उसी क्षेत्र पर रोमी लोगों का अधिकार था। हालाँकि, ज़्यादातर लोग अब भी यूनानी भाषा ही बोलते थे। इस्राएल में बहुत से लोग अपनी भाषा अरामी बोलते थे, लेकिन वे यूनानी भाषा भी बोलते थे। नए नियम की पुस्तकों के लेखकों ने यूनानी भाषा में लिखा।</w:t>
+      </w:r>
+    </w:p>
+    <w:p>
+      <w:pPr/>
+      <w:r>
+        <w:rPr>
+          <w:lang w:val="hi_IN" w:bidi="hi_IN"/>
+        </w:rPr>
+      </w:r>
+      <w:r>
+        <w:rPr>
+          <w:lang w:val="hi_IN" w:bidi="hi_IN"/>
+        </w:rPr>
+        <w:t xml:space="preserve">नए नियम में, यूनानी शब्द का प्रयोग उन लोगों के लिए किया जा सकता है जो यूनान देश से थे, या फिर उन लोगों के लिए जिन्होंने यूनानी संस्कृति और भाषा को अपना लिया था। एक अच्छा यहूदी यूनानी संस्कृति को नहीं अपनाता था, क्योंकि उसमें </w:t>
+      </w:r>
+      <w:r>
+        <w:rPr>
+          <w:b/>
+          <w:lang w:val="hi_IN" w:bidi="hi_IN"/>
+        </w:rPr>
+        <w:t>मूर्ति</w:t>
+      </w:r>
+      <w:r>
+        <w:rPr>
+          <w:lang w:val="hi_IN" w:bidi="hi_IN"/>
+        </w:rPr>
+        <w:t xml:space="preserve"> पूजा शामिल थी, और इसलिए यूनानी शब्द का उपयोग उस अर्थ में होने लगा कि "कोई भी व्यक्ति जो यहूदी नहीं है।" इस अर्थ में, कभी-कभी "यूनानी" शब्द का अर्थ </w:t>
+      </w:r>
+      <w:r>
+        <w:rPr>
+          <w:lang w:val="hi_IN" w:bidi="hi_IN"/>
+        </w:rPr>
+        <w:t>अन्यजाति</w:t>
+      </w:r>
+      <w:r>
+        <w:rPr>
+          <w:lang w:val="hi_IN" w:bidi="hi_IN"/>
+        </w:rPr>
+        <w:t xml:space="preserve"> शब्द के समान हो सकता है।</w:t>
+      </w:r>
+      <w:r>
+        <w:rPr>
+          <w:lang w:val="hi_IN" w:bidi="hi_IN"/>
+        </w:rPr>
+      </w:r>
+      <w:r>
+        <w:rPr>
+          <w:lang w:val="hi_IN" w:bidi="hi_IN"/>
+        </w:rPr>
+      </w:r>
+    </w:p>
+    <w:p>
+      <w:pPr/>
+      <w:r>
+        <w:rPr>
+          <w:lang w:val="hi_IN" w:bidi="hi_IN"/>
+        </w:rPr>
+      </w:r>
+    </w:p>
+    <w:p>
+      <w:pPr>
+        <w:pStyle w:val="Heading2"/>
+      </w:pPr>
+      <w:r>
+        <w:rPr>
+          <w:lang w:val="hi_IN" w:bidi="hi_IN"/>
+        </w:rPr>
+        <w:t>यूहन्ना</w:t>
+      </w:r>
+      <w:r>
+        <w:rPr>
+          <w:lang w:val="hi_IN" w:bidi="hi_IN"/>
+        </w:rPr>
+      </w:r>
+    </w:p>
+    <w:p>
+      <w:pPr/>
+      <w:r>
+        <w:rPr>
+          <w:lang w:val="hi_IN" w:bidi="hi_IN"/>
+        </w:rPr>
+      </w:r>
+      <w:r>
+        <w:rPr>
+          <w:b/>
+          <w:lang w:val="hi_IN" w:bidi="hi_IN"/>
+        </w:rPr>
+        <w:t>यूहन्ना</w:t>
+      </w:r>
+      <w:r>
+        <w:rPr>
+          <w:lang w:val="hi_IN" w:bidi="hi_IN"/>
+        </w:rPr>
+        <w:t xml:space="preserve"> यीशु के </w:t>
+      </w:r>
+      <w:r>
+        <w:rPr>
+          <w:lang w:val="hi_IN" w:bidi="hi_IN"/>
+        </w:rPr>
+        <w:t>चेलों</w:t>
+      </w:r>
+      <w:r>
+        <w:rPr>
+          <w:lang w:val="hi_IN" w:bidi="hi_IN"/>
+        </w:rPr>
+        <w:t xml:space="preserve"> में से एक था। वह </w:t>
+      </w:r>
+      <w:r>
+        <w:rPr>
+          <w:lang w:val="hi_IN" w:bidi="hi_IN"/>
+        </w:rPr>
+        <w:t>याकूब</w:t>
+      </w:r>
+      <w:r>
+        <w:rPr>
+          <w:lang w:val="hi_IN" w:bidi="hi_IN"/>
+        </w:rPr>
+        <w:t xml:space="preserve"> नाम के एक और चेले का भाई था, और उनके पिता का नाम जब्दी था। याकूब और यूहन्ना मछुआरे थे, जब तक कि यीशु ने उन्हें अपने चेले बनने के लिए नहीं बुलाया। पतरस के साथ, जो कि एक और चेला था, ये तीनों लोग अक्सर उन खास समयों पर यीशु के साथ रहते थे, जब बाकी चेले वहाँ नहीं होते थे।</w:t>
+      </w:r>
+    </w:p>
+    <w:p>
+      <w:pPr/>
+      <w:r>
+        <w:rPr>
+          <w:lang w:val="hi_IN" w:bidi="hi_IN"/>
+        </w:rPr>
+      </w:r>
+      <w:r>
+        <w:rPr>
+          <w:lang w:val="hi_IN" w:bidi="hi_IN"/>
+        </w:rPr>
+        <w:t>एक बार, यीशु ने याकूब और उसके भाई यूहन्ना को "गर्जन के पुत्र" कहा था। हो सकता है कि यीशु ने उन्हें यह नाम इसलिए दिया क्योंकि वे गुस्सैल थे, और जल्दी भड़क जाते थे। लेकिन हमें इस बात का पक्का पता नहीं है।</w:t>
+      </w:r>
+    </w:p>
+    <w:p>
+      <w:pPr/>
+      <w:r>
+        <w:rPr>
+          <w:lang w:val="hi_IN" w:bidi="hi_IN"/>
+        </w:rPr>
+      </w:r>
+      <w:r>
+        <w:rPr>
+          <w:lang w:val="hi_IN" w:bidi="hi_IN"/>
+        </w:rPr>
+        <w:t xml:space="preserve">शायद चेला यूहन्ना ही यूहन्ना का </w:t>
+      </w:r>
+      <w:r>
+        <w:rPr>
+          <w:lang w:val="hi_IN" w:bidi="hi_IN"/>
+        </w:rPr>
+        <w:t>सुसमाचार</w:t>
+      </w:r>
+      <w:r>
+        <w:rPr>
+          <w:lang w:val="hi_IN" w:bidi="hi_IN"/>
+        </w:rPr>
+        <w:t xml:space="preserve">, यूहन्ना की पत्रियाँ और प्रकाशितवाक्य नामक पुस्तकों का लेखक था। ये सभी पुस्तकें नए नियम में हैं। वह शायद यीशु के सभी चेलों में सबसे लम्बे समय तक जीवित रहा। जब वह बहुत बूढ़ा हो गया था, तब रोमी अधिकारियों ने उसे कैदी के रूप में पतमुस नामक टापू पर भेज दिया, जहाँ परमेश्वर ने उसे </w:t>
+      </w:r>
+      <w:r>
+        <w:rPr>
+          <w:b/>
+          <w:lang w:val="hi_IN" w:bidi="hi_IN"/>
+        </w:rPr>
+        <w:t>दर्शन</w:t>
+      </w:r>
+      <w:r>
+        <w:rPr>
+          <w:lang w:val="hi_IN" w:bidi="hi_IN"/>
+        </w:rPr>
+        <w:t xml:space="preserve"> दिए जिनके बारे में हम प्रकाशितवाक्य की पुस्तक में सुन सकते हैं।</w:t>
+      </w:r>
+      <w:r>
+        <w:rPr>
+          <w:lang w:val="hi_IN" w:bidi="hi_IN"/>
+        </w:rPr>
+      </w:r>
+      <w:r>
+        <w:rPr>
+          <w:lang w:val="hi_IN" w:bidi="hi_IN"/>
+        </w:rPr>
+      </w:r>
+    </w:p>
+    <w:p>
+      <w:pPr/>
+      <w:r>
+        <w:rPr>
+          <w:lang w:val="hi_IN" w:bidi="hi_IN"/>
+        </w:rPr>
+      </w:r>
+    </w:p>
+    <w:p>
+      <w:pPr>
+        <w:pStyle w:val="Heading2"/>
+      </w:pPr>
+      <w:r>
+        <w:rPr>
+          <w:lang w:val="hi_IN" w:bidi="hi_IN"/>
+        </w:rPr>
+        <w:t>यूहन्ना बपतिस्मा देनेवाला</w:t>
+      </w:r>
+      <w:r>
+        <w:rPr>
+          <w:lang w:val="hi_IN" w:bidi="hi_IN"/>
+        </w:rPr>
+      </w:r>
+    </w:p>
+    <w:p>
+      <w:pPr/>
+      <w:r>
+        <w:rPr>
+          <w:lang w:val="hi_IN" w:bidi="hi_IN"/>
+        </w:rPr>
+      </w:r>
+      <w:r>
+        <w:rPr>
+          <w:b/>
+          <w:lang w:val="hi_IN" w:bidi="hi_IN"/>
+        </w:rPr>
+        <w:t>यूहन्ना बपतिस्मा देनेवाला</w:t>
+      </w:r>
+      <w:r>
+        <w:rPr>
+          <w:lang w:val="hi_IN" w:bidi="hi_IN"/>
+        </w:rPr>
+        <w:t xml:space="preserve"> या जिसे </w:t>
+      </w:r>
+      <w:r>
+        <w:rPr>
+          <w:b/>
+          <w:lang w:val="hi_IN" w:bidi="hi_IN"/>
+        </w:rPr>
+        <w:t>बपतिस्मा देनेवाला यूहन्ना</w:t>
+      </w:r>
+      <w:r>
+        <w:rPr>
+          <w:lang w:val="hi_IN" w:bidi="hi_IN"/>
+        </w:rPr>
+        <w:t xml:space="preserve"> भी कहा जाता है जिसने लोगों से अपने </w:t>
+      </w:r>
+      <w:r>
+        <w:rPr>
+          <w:lang w:val="hi_IN" w:bidi="hi_IN"/>
+        </w:rPr>
+        <w:t>पापों</w:t>
+      </w:r>
+      <w:r>
+        <w:rPr>
+          <w:lang w:val="hi_IN" w:bidi="hi_IN"/>
+        </w:rPr>
+        <w:t xml:space="preserve"> से </w:t>
+      </w:r>
+      <w:r>
+        <w:rPr>
+          <w:lang w:val="hi_IN" w:bidi="hi_IN"/>
+        </w:rPr>
+        <w:t>पश्चाताप</w:t>
+      </w:r>
+      <w:r>
+        <w:rPr>
+          <w:lang w:val="hi_IN" w:bidi="hi_IN"/>
+        </w:rPr>
+        <w:t xml:space="preserve"> करने और पश्चाताप के चिन्ह के रूप में एक विशेष स्नान जिसे </w:t>
+      </w:r>
+      <w:r>
+        <w:rPr>
+          <w:lang w:val="hi_IN" w:bidi="hi_IN"/>
+        </w:rPr>
+        <w:t>बपतिस्मा</w:t>
+      </w:r>
+      <w:r>
+        <w:rPr>
+          <w:lang w:val="hi_IN" w:bidi="hi_IN"/>
+        </w:rPr>
+        <w:t xml:space="preserve"> कहा जाता है लेने को कहा था। यूहन्ना ने यह सब यीशु के अपने काम शुरू करने से कुछ ही समय पहले किया था।</w:t>
+      </w:r>
+    </w:p>
+    <w:p>
+      <w:pPr/>
+      <w:r>
+        <w:rPr>
+          <w:lang w:val="hi_IN" w:bidi="hi_IN"/>
+        </w:rPr>
+      </w:r>
+      <w:r>
+        <w:rPr>
+          <w:lang w:val="hi_IN" w:bidi="hi_IN"/>
+        </w:rPr>
+        <w:t xml:space="preserve">यूहन्ना के माता-पिता जकरयाह और </w:t>
+      </w:r>
+      <w:r>
+        <w:rPr>
+          <w:b/>
+          <w:lang w:val="hi_IN" w:bidi="hi_IN"/>
+        </w:rPr>
+        <w:t>इलीशिबा</w:t>
+      </w:r>
+      <w:r>
+        <w:rPr>
+          <w:lang w:val="hi_IN" w:bidi="hi_IN"/>
+        </w:rPr>
+        <w:t xml:space="preserve"> थे। यूहन्ना का जन्म बहुत विशेष था। जब उसका जन्म हुआ, तब उसके माता-पिता पहले से ही बहुत बूढ़े थे। यूहन्ना ही उनका इकलौता बच्चा था।</w:t>
+      </w:r>
+    </w:p>
+    <w:p>
+      <w:pPr/>
+      <w:r>
+        <w:rPr>
+          <w:lang w:val="hi_IN" w:bidi="hi_IN"/>
+        </w:rPr>
+      </w:r>
+      <w:r>
+        <w:rPr>
+          <w:lang w:val="hi_IN" w:bidi="hi_IN"/>
+        </w:rPr>
+        <w:t xml:space="preserve">यूहन्ना के पिता जकरयाह एक </w:t>
+      </w:r>
+      <w:r>
+        <w:rPr>
+          <w:b/>
+          <w:lang w:val="hi_IN" w:bidi="hi_IN"/>
+        </w:rPr>
+        <w:t>याजक</w:t>
+      </w:r>
+      <w:r>
+        <w:rPr>
+          <w:lang w:val="hi_IN" w:bidi="hi_IN"/>
+        </w:rPr>
+        <w:t xml:space="preserve"> था और </w:t>
+      </w:r>
+      <w:r>
+        <w:rPr>
+          <w:lang w:val="hi_IN" w:bidi="hi_IN"/>
+        </w:rPr>
         <w:t>यरूशलेम</w:t>
       </w:r>
       <w:r>
         <w:rPr>
           <w:lang w:val="hi_IN" w:bidi="hi_IN"/>
         </w:rPr>
+        <w:t xml:space="preserve"> के </w:t>
+      </w:r>
+      <w:r>
+        <w:rPr>
+          <w:lang w:val="hi_IN" w:bidi="hi_IN"/>
+        </w:rPr>
+        <w:t>मन्दिर</w:t>
+      </w:r>
+      <w:r>
+        <w:rPr>
+          <w:lang w:val="hi_IN" w:bidi="hi_IN"/>
+        </w:rPr>
+        <w:t xml:space="preserve"> में परमेश्वर की सेवा करता था। एक बार, जब जकरयाह मन्दिर में था, तब एक </w:t>
+      </w:r>
+      <w:r>
+        <w:rPr>
+          <w:lang w:val="hi_IN" w:bidi="hi_IN"/>
+        </w:rPr>
+        <w:t>स्वर्गदूत</w:t>
+      </w:r>
+      <w:r>
+        <w:rPr>
+          <w:lang w:val="hi_IN" w:bidi="hi_IN"/>
+        </w:rPr>
+        <w:t xml:space="preserve"> उसके सामने प्रकट हुआ और उसे बताया कि उसकी पत्नी इलीशिबा के एक पुत्र होगा। यह पुत्र </w:t>
+      </w:r>
+      <w:r>
+        <w:rPr>
+          <w:b/>
+          <w:lang w:val="hi_IN" w:bidi="hi_IN"/>
+        </w:rPr>
+        <w:t>भविष्यद्वक्ता</w:t>
+      </w:r>
+      <w:r>
+        <w:rPr>
+          <w:lang w:val="hi_IN" w:bidi="hi_IN"/>
+        </w:rPr>
+        <w:t xml:space="preserve"> </w:t>
+      </w:r>
+      <w:r>
+        <w:rPr>
+          <w:lang w:val="hi_IN" w:bidi="hi_IN"/>
+        </w:rPr>
+        <w:t>एलिय्याह</w:t>
+      </w:r>
+      <w:r>
+        <w:rPr>
+          <w:lang w:val="hi_IN" w:bidi="hi_IN"/>
+        </w:rPr>
+        <w:t xml:space="preserve"> की तरह परमेश्वर का सेवक होगा, और वह </w:t>
+      </w:r>
+      <w:r>
+        <w:rPr>
+          <w:lang w:val="hi_IN" w:bidi="hi_IN"/>
+        </w:rPr>
+        <w:t>इस्राएल</w:t>
+      </w:r>
+      <w:r>
+        <w:rPr>
+          <w:lang w:val="hi_IN" w:bidi="hi_IN"/>
+        </w:rPr>
+        <w:t xml:space="preserve"> के लोगों से पश्चाताप करने को कहेगा, ताकि लोगों को परमेश्वर को स्वीकार करने के लिए तैयार किया जा सके। जकरयाह को यह </w:t>
+      </w:r>
+      <w:r>
+        <w:rPr>
+          <w:lang w:val="hi_IN" w:bidi="hi_IN"/>
+        </w:rPr>
+        <w:t>विश्वास</w:t>
+      </w:r>
+      <w:r>
+        <w:rPr>
+          <w:lang w:val="hi_IN" w:bidi="hi_IN"/>
+        </w:rPr>
+        <w:t xml:space="preserve"> नहीं हो रहा था कि स्वर्गदूत ने जो कहा वह सच था, क्योंकि जकरयाह और उसकी पत्नी इलीशिबा पहले से ही बहुत बूढ़े थे। क्योंकि जकरयाह ने स्वर्गदूत की बात पर विश्वास नहीं किया, इसलिए स्वर्गदूत ने उसे बताया कि वह बच्चे के जन्म होने तक बोल नहीं सकेगा।</w:t>
       </w:r>
     </w:p>
     <w:p>
@@ -346,2149 +2032,158 @@
       </w:r>
       <w:r>
         <w:rPr>
+          <w:lang w:val="hi_IN" w:bidi="hi_IN"/>
+        </w:rPr>
+        <w:t>और सचमुच, जैसा स्वर्गदूत ने कहा था, ठीक वैसा ही हुआ। इलीशिबा गर्भवती हुई, हालाँकि वह पहले से ही बहुत बूढ़ी थी। उसने यूहन्ना को जन्म दिया।</w:t>
+      </w:r>
+    </w:p>
+    <w:p>
+      <w:pPr/>
+      <w:r>
+        <w:rPr>
+          <w:lang w:val="hi_IN" w:bidi="hi_IN"/>
+        </w:rPr>
+      </w:r>
+      <w:r>
+        <w:rPr>
+          <w:lang w:val="hi_IN" w:bidi="hi_IN"/>
+        </w:rPr>
+        <w:t xml:space="preserve">जब यूहन्ना बड़ा हुआ, तो वह लोगों से दूर, </w:t>
+      </w:r>
+      <w:r>
+        <w:rPr>
+          <w:lang w:val="hi_IN" w:bidi="hi_IN"/>
+        </w:rPr>
+        <w:t>यरदन नदी</w:t>
+      </w:r>
+      <w:r>
+        <w:rPr>
+          <w:lang w:val="hi_IN" w:bidi="hi_IN"/>
+        </w:rPr>
+        <w:t xml:space="preserve"> के पास, </w:t>
+      </w:r>
+      <w:r>
+        <w:rPr>
+          <w:lang w:val="hi_IN" w:bidi="hi_IN"/>
+        </w:rPr>
+        <w:t>जंगल</w:t>
+      </w:r>
+      <w:r>
+        <w:rPr>
+          <w:lang w:val="hi_IN" w:bidi="hi_IN"/>
+        </w:rPr>
+        <w:t xml:space="preserve"> में एक सुनसान जगह पर रहने लगा। वह बस वही खाता जो जंगल में मिलता था, जैसे शहद और टिड्डियाँ। वह </w:t>
+      </w:r>
+      <w:r>
+        <w:rPr>
+          <w:lang w:val="hi_IN" w:bidi="hi_IN"/>
+        </w:rPr>
+        <w:t>ऊँट</w:t>
+      </w:r>
+      <w:r>
+        <w:rPr>
+          <w:lang w:val="hi_IN" w:bidi="hi_IN"/>
+        </w:rPr>
+        <w:t xml:space="preserve"> के खुरदरे बालों से बने बहुत साधारण कपड़े पहनता था। उसके कपड़ों को देखकर लोगों को भविष्यद्वक्ता एलिय्याह की याद आ गई। और बहुत से लोग यूहन्ना की बातें सुनने के लिए उसके पास आते थे। यूहन्ना ने लोगों से कहा कि उसके बाद एक और व्यक्ति आएगा, जो उससे कहीं ज़्यादा महत्वपूर्ण है। यूहन्ना लोगों से यह कहकर उन्हें इस व्यक्ति को स्वीकार करने के लिए तैयार कर रहा था, कि वे अपने पापों से मन फिराएँ और परमेश्वर की आज्ञा मानना शुरू करें। जिस व्यक्ति के बारे में यूहन्ना बात कर रहा था, वह यीशु था।</w:t>
+      </w:r>
+    </w:p>
+    <w:p>
+      <w:pPr/>
+      <w:r>
+        <w:rPr>
+          <w:lang w:val="hi_IN" w:bidi="hi_IN"/>
+        </w:rPr>
+      </w:r>
+      <w:r>
+        <w:rPr>
+          <w:lang w:val="hi_IN" w:bidi="hi_IN"/>
+        </w:rPr>
+        <w:t xml:space="preserve">यूहन्ना ने लोगों से कहा कि वे बपतिस्मा नाम का एक खास स्नान करें। यह एक रिवाज था जो दिखाता था कि लोगों ने सच में अपने पापों से पश्चाताप किया है। कभी-कभी, कुछ लोग जो यहूदी नहीं थे, लेकिन फिर भी परमेश्वर का अनुसरण करना चाहते थे, वे बपतिस्मा लेते थे। लेकिन यूहन्ना ने उनसे कहा कि उन </w:t>
+      </w:r>
+      <w:r>
+        <w:rPr>
           <w:b/>
           <w:lang w:val="hi_IN" w:bidi="hi_IN"/>
         </w:rPr>
-        <w:t>यरूशलेम</w:t>
-      </w:r>
-      <w:r>
-        <w:rPr>
-          <w:lang w:val="hi_IN" w:bidi="hi_IN"/>
-        </w:rPr>
-        <w:t xml:space="preserve"> </w:t>
+        <w:t>सबको</w:t>
+      </w:r>
+      <w:r>
+        <w:rPr>
+          <w:lang w:val="hi_IN" w:bidi="hi_IN"/>
+        </w:rPr>
+        <w:t xml:space="preserve"> बपतिस्मा लेना होगा! भले ही वे लोग </w:t>
+      </w:r>
+      <w:r>
+        <w:rPr>
+          <w:lang w:val="hi_IN" w:bidi="hi_IN"/>
+        </w:rPr>
+        <w:t>यहूदी</w:t>
+      </w:r>
+      <w:r>
+        <w:rPr>
+          <w:lang w:val="hi_IN" w:bidi="hi_IN"/>
+        </w:rPr>
+        <w:t xml:space="preserve"> थे, और परमेश्वर के विशेष लोग थे, फिर भी उन्होंने कई गलत काम किए और उन्हें पश्चाताप करने की ज़रूरत थी। उन्हें परमेश्वर को बताने की जरूरत थी कि वे उसकी आज्ञा न मानने के लिए दुखी हैं और अब बदलना चाहते हैं।</w:t>
+      </w:r>
+    </w:p>
+    <w:p>
+      <w:pPr/>
+      <w:r>
+        <w:rPr>
+          <w:lang w:val="hi_IN" w:bidi="hi_IN"/>
+        </w:rPr>
+      </w:r>
+      <w:r>
+        <w:rPr>
+          <w:lang w:val="hi_IN" w:bidi="hi_IN"/>
+        </w:rPr>
+        <w:t xml:space="preserve">बिना किसी डर के, यूहन्ना बपतिस्मा देनेवाले ने लोगों को खुलेआम बताया कि उन्होंने क्या गलत किया। यहूदियों के धार्मिक शिक्षक यूहन्ना को पसंद नहीं करते थे। इस समय के दौरान, राजा हेरोदेस अन्तिपास </w:t>
+      </w:r>
+      <w:r>
+        <w:rPr>
+          <w:lang w:val="hi_IN" w:bidi="hi_IN"/>
+        </w:rPr>
+        <w:t>यहूदिया</w:t>
+      </w:r>
+      <w:r>
+        <w:rPr>
+          <w:lang w:val="hi_IN" w:bidi="hi_IN"/>
+        </w:rPr>
+        <w:t xml:space="preserve"> पर शासन कर रहा था। यह राजा हेरोदेस का पुत्र था जिसने यीशु को शिशु अवस्था में मारने की कोशिश की थी। हेरोदेस अन्तिपास अपने भाई की पत्नी के साथ रह रहा था, और यूहन्ना ने उसे खुलेआम बताया कि यह गलत है। इस बात के कारण वह स्त्री यूहन्ना से नाराज़ थी और उसे मार डालने की कोशिश की, लेकिन राजा हेरोदेस यूहन्ना का आदर करता था और उसे मारना नहीं चाहता था। लेकिन </w:t>
+      </w:r>
+      <w:r>
+        <w:rPr>
+          <w:lang w:val="hi_IN" w:bidi="hi_IN"/>
+        </w:rPr>
+        <w:t>राजा</w:t>
+      </w:r>
+      <w:r>
+        <w:rPr>
+          <w:lang w:val="hi_IN" w:bidi="hi_IN"/>
+        </w:rPr>
+        <w:t xml:space="preserve"> ने यूहन्ना को जेल में डाल दिया, और एक बार एक दावत के दौरान, राजा की पत्नी ने राजा हेरोदेस को धोखा देकर, यूहन्ना को मरवाने के लिए मजबूर किया। राजा के सैनिकों ने यूहन्ना को मार डालने के लिए उसका सिर काट दिया।</w:t>
+      </w:r>
+    </w:p>
+    <w:p>
+      <w:pPr/>
+      <w:r>
+        <w:rPr>
+          <w:lang w:val="hi_IN" w:bidi="hi_IN"/>
+        </w:rPr>
+      </w:r>
+      <w:r>
+        <w:rPr>
+          <w:lang w:val="hi_IN" w:bidi="hi_IN"/>
+        </w:rPr>
+        <w:t xml:space="preserve">यूहन्ना बपतिस्मा देनेवाला यीशु का रिश्तेदार था। उसकी माँ इलीशिबा यीशु की माँ </w:t>
       </w:r>
       <w:r>
         <w:rPr>
           <w:b/>
           <w:lang w:val="hi_IN" w:bidi="hi_IN"/>
         </w:rPr>
-        <w:t>यहूदी</w:t>
-      </w:r>
-      <w:r>
-        <w:rPr>
-          <w:lang w:val="hi_IN" w:bidi="hi_IN"/>
-        </w:rPr>
-        <w:t xml:space="preserve"> लोगों के सबसे महत्वपूर्ण शहर का नाम है। परमेश्वर का </w:t>
-      </w:r>
-      <w:hyperlink r:id="rId14">
-        <w:r>
-          <w:rPr>
-            <w:lang w:val="hi_IN" w:bidi="hi_IN"/>
-          </w:rPr>
-          <w:rPr>
-            <w:color w:val="0000EE"/>
-            <w:u w:val="single"/>
-          </w:rPr>
-          <w:t>मन्दिर</w:t>
-        </w:r>
-      </w:hyperlink>
-      <w:r>
-        <w:rPr>
-          <w:lang w:val="hi_IN" w:bidi="hi_IN"/>
-        </w:rPr>
-        <w:t xml:space="preserve">, जहाँ यहूदी परमेश्वर की </w:t>
-      </w:r>
-      <w:r>
-        <w:rPr>
-          <w:b/>
-          <w:lang w:val="hi_IN" w:bidi="hi_IN"/>
-        </w:rPr>
-        <w:t>आराधना</w:t>
-      </w:r>
-      <w:r>
-        <w:rPr>
-          <w:lang w:val="hi_IN" w:bidi="hi_IN"/>
-        </w:rPr>
-        <w:t xml:space="preserve"> करते थे, यरूशलेम में था। यहूदी लोग मन्दिर में महत्वपूर्ण त्योहारों को मनाने के लिए साल में कई बार यरूशलेम की ओर यात्रा करते थे। यहूदी धार्मिक सभा, </w:t>
-      </w:r>
-      <w:hyperlink r:id="rId15">
-        <w:r>
-          <w:rPr>
-            <w:lang w:val="hi_IN" w:bidi="hi_IN"/>
-          </w:rPr>
-          <w:rPr>
-            <w:color w:val="0000EE"/>
-            <w:u w:val="single"/>
-          </w:rPr>
-          <w:t>महासभा</w:t>
-        </w:r>
-      </w:hyperlink>
-      <w:r>
-        <w:rPr>
-          <w:lang w:val="hi_IN" w:bidi="hi_IN"/>
-        </w:rPr>
-        <w:t>, भी यरूशलेम में इकट्ठा हुई।</w:t>
-      </w:r>
-    </w:p>
-    <w:p>
-      <w:pPr/>
-      <w:r>
-        <w:rPr>
-          <w:lang w:val="hi_IN" w:bidi="hi_IN"/>
-        </w:rPr>
-      </w:r>
-      <w:r>
-        <w:rPr>
-          <w:lang w:val="hi_IN" w:bidi="hi_IN"/>
-        </w:rPr>
-        <w:t xml:space="preserve">यीशु के जन्म से लगभग एक हजार साल पहले, राजा </w:t>
-      </w:r>
-      <w:hyperlink r:id="rId16">
-        <w:r>
-          <w:rPr>
-            <w:lang w:val="hi_IN" w:bidi="hi_IN"/>
-          </w:rPr>
-          <w:rPr>
-            <w:color w:val="0000EE"/>
-            <w:u w:val="single"/>
-          </w:rPr>
-          <w:t>दाऊद</w:t>
-        </w:r>
-      </w:hyperlink>
-      <w:r>
-        <w:rPr>
-          <w:lang w:val="hi_IN" w:bidi="hi_IN"/>
-        </w:rPr>
-        <w:t xml:space="preserve"> ने यरूशलेम शहर को </w:t>
-      </w:r>
-      <w:hyperlink r:id="rId13">
-        <w:r>
-          <w:rPr>
-            <w:lang w:val="hi_IN" w:bidi="hi_IN"/>
-          </w:rPr>
-          <w:rPr>
-            <w:color w:val="0000EE"/>
-            <w:u w:val="single"/>
-          </w:rPr>
-          <w:t>इस्राएल</w:t>
-        </w:r>
-      </w:hyperlink>
-      <w:r>
-        <w:rPr>
-          <w:lang w:val="hi_IN" w:bidi="hi_IN"/>
-        </w:rPr>
-        <w:t xml:space="preserve"> की राजधानी बनाया था। लगभग 500 साल बाद, इस्राएलियों के दुश्मनों ने उस शहर को नष्ट कर दिया, लेकिन </w:t>
-      </w:r>
-      <w:r>
-        <w:rPr>
-          <w:b/>
-          <w:lang w:val="hi_IN" w:bidi="hi_IN"/>
-        </w:rPr>
-        <w:t>इस्राएलियों</w:t>
-      </w:r>
-      <w:r>
-        <w:rPr>
-          <w:lang w:val="hi_IN" w:bidi="hi_IN"/>
-        </w:rPr>
-        <w:t xml:space="preserve"> ने इसे फिर से बनाया। यहूदी लोग यरूशलेम शहर से बहुत प्रेम करते थे।</w:t>
-      </w:r>
-    </w:p>
-    <w:p>
-      <w:pPr/>
-      <w:r>
-        <w:rPr>
-          <w:lang w:val="hi_IN" w:bidi="hi_IN"/>
-        </w:rPr>
-      </w:r>
-      <w:r>
-        <w:rPr>
-          <w:lang w:val="hi_IN" w:bidi="hi_IN"/>
-        </w:rPr>
-        <w:t xml:space="preserve">यरूशलेम </w:t>
-      </w:r>
-      <w:hyperlink r:id="rId17">
-        <w:r>
-          <w:rPr>
-            <w:lang w:val="hi_IN" w:bidi="hi_IN"/>
-          </w:rPr>
-          <w:rPr>
-            <w:color w:val="0000EE"/>
-            <w:u w:val="single"/>
-          </w:rPr>
-          <w:t>यहूदिया</w:t>
-        </w:r>
-      </w:hyperlink>
-      <w:r>
-        <w:rPr>
-          <w:lang w:val="hi_IN" w:bidi="hi_IN"/>
-        </w:rPr>
-        <w:t xml:space="preserve"> नाम के प्रांत का हिस्सा था। यरूशलेम एक पहाड़ी पर बनाया गया था। इसलिए लोग हमेशा कहते थे कि वे "यरूशलेम की ओर </w:t>
-      </w:r>
-      <w:r>
-        <w:rPr>
-          <w:b/>
-          <w:lang w:val="hi_IN" w:bidi="hi_IN"/>
-        </w:rPr>
-        <w:t>ऊपर</w:t>
-      </w:r>
-      <w:r>
-        <w:rPr>
-          <w:lang w:val="hi_IN" w:bidi="hi_IN"/>
-        </w:rPr>
-        <w:t>" जा रहे हैं।</w:t>
-      </w:r>
-      <w:r>
-        <w:rPr>
-          <w:lang w:val="hi_IN" w:bidi="hi_IN"/>
-        </w:rPr>
-      </w:r>
-      <w:r>
-        <w:rPr>
-          <w:lang w:val="hi_IN" w:bidi="hi_IN"/>
-        </w:rPr>
-      </w:r>
-    </w:p>
-    <w:p>
-      <w:pPr/>
-      <w:r>
-        <w:rPr>
-          <w:lang w:val="hi_IN" w:bidi="hi_IN"/>
-        </w:rPr>
-      </w:r>
-    </w:p>
-    <w:p>
-      <w:pPr>
-        <w:pStyle w:val="Heading2"/>
-      </w:pPr>
-      <w:r>
-        <w:rPr>
-          <w:lang w:val="hi_IN" w:bidi="hi_IN"/>
-        </w:rPr>
-        <w:t>यशायाह</w:t>
-      </w:r>
-      <w:r>
-        <w:rPr>
-          <w:lang w:val="hi_IN" w:bidi="hi_IN"/>
-        </w:rPr>
-      </w:r>
-    </w:p>
-    <w:p>
-      <w:pPr/>
-      <w:r>
-        <w:rPr>
-          <w:lang w:val="hi_IN" w:bidi="hi_IN"/>
-        </w:rPr>
-      </w:r>
-      <w:r>
-        <w:rPr>
-          <w:b/>
-          <w:lang w:val="hi_IN" w:bidi="hi_IN"/>
-        </w:rPr>
-        <w:t>यशायाह</w:t>
-      </w:r>
-      <w:r>
-        <w:rPr>
-          <w:lang w:val="hi_IN" w:bidi="hi_IN"/>
-        </w:rPr>
-        <w:t xml:space="preserve"> एक </w:t>
-      </w:r>
-      <w:hyperlink r:id="rId18">
-        <w:r>
-          <w:rPr>
-            <w:lang w:val="hi_IN" w:bidi="hi_IN"/>
-          </w:rPr>
-          <w:rPr>
-            <w:color w:val="0000EE"/>
-            <w:u w:val="single"/>
-          </w:rPr>
-          <w:t>भविष्यद्वक्ता</w:t>
-        </w:r>
-      </w:hyperlink>
-      <w:r>
-        <w:rPr>
-          <w:lang w:val="hi_IN" w:bidi="hi_IN"/>
-        </w:rPr>
-        <w:t xml:space="preserve"> था जो यीशु से लगभग 700 साल पहले रहता था। भविष्यद्वक्ता वह व्यक्ति होता है जो परमेश्वर से मिला हुआ सन्देश लोगों को देता है। यशायाह के कई संदेश लिखे गए हैं, और हम उन्हें यशायाह नामक पुस्तक में सुन सकते हैं।</w:t>
-      </w:r>
-    </w:p>
-    <w:p>
-      <w:pPr/>
-      <w:r>
-        <w:rPr>
-          <w:lang w:val="hi_IN" w:bidi="hi_IN"/>
-        </w:rPr>
-      </w:r>
-      <w:r>
-        <w:rPr>
-          <w:lang w:val="hi_IN" w:bidi="hi_IN"/>
-        </w:rPr>
-        <w:t xml:space="preserve">जिस समय यशायाह जीवित था, उस समय </w:t>
-      </w:r>
-      <w:hyperlink r:id="rId13">
-        <w:r>
-          <w:rPr>
-            <w:lang w:val="hi_IN" w:bidi="hi_IN"/>
-          </w:rPr>
-          <w:rPr>
-            <w:color w:val="0000EE"/>
-            <w:u w:val="single"/>
-          </w:rPr>
-          <w:t>इस्राएल</w:t>
-        </w:r>
-      </w:hyperlink>
-      <w:r>
-        <w:rPr>
-          <w:lang w:val="hi_IN" w:bidi="hi_IN"/>
-        </w:rPr>
-        <w:t xml:space="preserve"> </w:t>
-      </w:r>
-      <w:hyperlink r:id="rId19">
-        <w:r>
-          <w:rPr>
-            <w:lang w:val="hi_IN" w:bidi="hi_IN"/>
-          </w:rPr>
-          <w:rPr>
-            <w:color w:val="0000EE"/>
-            <w:u w:val="single"/>
-          </w:rPr>
-          <w:t>राष्ट्र</w:t>
-        </w:r>
-      </w:hyperlink>
-      <w:r>
-        <w:rPr>
-          <w:lang w:val="hi_IN" w:bidi="hi_IN"/>
-        </w:rPr>
-        <w:t xml:space="preserve"> दो हिस्सों में बँट चुका था। उत्तरी भाग को इस्राएल, और दक्षिणी भाग को </w:t>
-      </w:r>
-      <w:r>
-        <w:rPr>
-          <w:b/>
-          <w:lang w:val="hi_IN" w:bidi="hi_IN"/>
-        </w:rPr>
-        <w:t>यहूदा</w:t>
-      </w:r>
-      <w:r>
-        <w:rPr>
-          <w:lang w:val="hi_IN" w:bidi="hi_IN"/>
-        </w:rPr>
-        <w:t xml:space="preserve"> कहा जाता था। यशायाह ने अपने संदेश विशेषकर यहूदा के लोगों को दिए। यहूदा के बहुत से लोग झूठे </w:t>
-      </w:r>
-      <w:hyperlink r:id="rId20">
-        <w:r>
-          <w:rPr>
-            <w:lang w:val="hi_IN" w:bidi="hi_IN"/>
-          </w:rPr>
-          <w:rPr>
-            <w:color w:val="0000EE"/>
-            <w:u w:val="single"/>
-          </w:rPr>
-          <w:t>देवताओं</w:t>
-        </w:r>
-      </w:hyperlink>
-      <w:r>
-        <w:rPr>
-          <w:lang w:val="hi_IN" w:bidi="hi_IN"/>
-        </w:rPr>
-        <w:t xml:space="preserve"> की </w:t>
-      </w:r>
-      <w:r>
-        <w:rPr>
-          <w:b/>
-          <w:lang w:val="hi_IN" w:bidi="hi_IN"/>
-        </w:rPr>
-        <w:t>उपासना</w:t>
-      </w:r>
-      <w:r>
-        <w:rPr>
-          <w:lang w:val="hi_IN" w:bidi="hi_IN"/>
-        </w:rPr>
-        <w:t xml:space="preserve"> कर रहे थे, और उन अच्छे नियमों का पालन नहीं कर रहे थे जो परमेश्वर ने उन्हें दिए थे। यशायाह ने लोगों को बार-बार चेतावनी दी कि वे </w:t>
-      </w:r>
-      <w:r>
-        <w:rPr>
-          <w:b/>
-          <w:lang w:val="hi_IN" w:bidi="hi_IN"/>
-        </w:rPr>
-        <w:t>पश्चाताप</w:t>
-      </w:r>
-      <w:r>
-        <w:rPr>
-          <w:lang w:val="hi_IN" w:bidi="hi_IN"/>
-        </w:rPr>
-        <w:t xml:space="preserve"> करें और परमेश्वर की आज्ञाओं को मानना शुरू करें, क्योंकि परमेश्वर उन्हें सजा देने वाला है। लेकिन यशायाह ने लोगों को आशा के संदेश भी दिए। उसने उन्हें बताया कि परमेश्वर एक ऐसे व्यक्ति को भेजने वाला है जो सब कुछ फिर से ठीक कर देगा। परमेश्वर ने सब कुछ फिर से ठीक करने के इन वादों को यीशु में पूरा किया।</w:t>
-      </w:r>
-      <w:r>
-        <w:rPr>
-          <w:lang w:val="hi_IN" w:bidi="hi_IN"/>
-        </w:rPr>
-      </w:r>
-      <w:r>
-        <w:rPr>
-          <w:lang w:val="hi_IN" w:bidi="hi_IN"/>
-        </w:rPr>
-      </w:r>
-    </w:p>
-    <w:p>
-      <w:pPr/>
-      <w:r>
-        <w:rPr>
-          <w:lang w:val="hi_IN" w:bidi="hi_IN"/>
-        </w:rPr>
-      </w:r>
-    </w:p>
-    <w:p>
-      <w:pPr>
-        <w:pStyle w:val="Heading2"/>
-      </w:pPr>
-      <w:r>
-        <w:rPr>
-          <w:lang w:val="hi_IN" w:bidi="hi_IN"/>
-        </w:rPr>
-        <w:t>यहूदिया</w:t>
-      </w:r>
-      <w:r>
-        <w:rPr>
-          <w:lang w:val="hi_IN" w:bidi="hi_IN"/>
-        </w:rPr>
-      </w:r>
-    </w:p>
-    <w:p>
-      <w:pPr/>
-      <w:r>
-        <w:rPr>
-          <w:lang w:val="hi_IN" w:bidi="hi_IN"/>
-        </w:rPr>
-      </w:r>
-      <w:r>
-        <w:rPr>
-          <w:b/>
-          <w:lang w:val="hi_IN" w:bidi="hi_IN"/>
-        </w:rPr>
-        <w:t>यहूदिया</w:t>
-      </w:r>
-      <w:r>
-        <w:rPr>
-          <w:lang w:val="hi_IN" w:bidi="hi_IN"/>
-        </w:rPr>
-        <w:t xml:space="preserve"> नए नियम के समय में </w:t>
-      </w:r>
-      <w:hyperlink r:id="rId13">
-        <w:r>
-          <w:rPr>
-            <w:lang w:val="hi_IN" w:bidi="hi_IN"/>
-          </w:rPr>
-          <w:rPr>
-            <w:color w:val="0000EE"/>
-            <w:u w:val="single"/>
-          </w:rPr>
-          <w:t>इस्राएल</w:t>
-        </w:r>
-      </w:hyperlink>
-      <w:r>
-        <w:rPr>
-          <w:lang w:val="hi_IN" w:bidi="hi_IN"/>
-        </w:rPr>
-        <w:t xml:space="preserve"> के एक क्षेत्र का नाम है।</w:t>
-      </w:r>
-    </w:p>
-    <w:p>
-      <w:pPr/>
-      <w:r>
-        <w:rPr>
-          <w:lang w:val="hi_IN" w:bidi="hi_IN"/>
-        </w:rPr>
-      </w:r>
-      <w:r>
-        <w:rPr>
-          <w:lang w:val="hi_IN" w:bidi="hi_IN"/>
-        </w:rPr>
-        <w:t xml:space="preserve">यीशु के समय में, इस्राएल एक स्वतंत्र </w:t>
-      </w:r>
-      <w:hyperlink r:id="rId19">
-        <w:r>
-          <w:rPr>
-            <w:lang w:val="hi_IN" w:bidi="hi_IN"/>
-          </w:rPr>
-          <w:rPr>
-            <w:color w:val="0000EE"/>
-            <w:u w:val="single"/>
-          </w:rPr>
-          <w:t>राष्ट्र</w:t>
-        </w:r>
-      </w:hyperlink>
-      <w:r>
-        <w:rPr>
-          <w:lang w:val="hi_IN" w:bidi="hi_IN"/>
-        </w:rPr>
-        <w:t xml:space="preserve"> नहीं था। </w:t>
-      </w:r>
-      <w:r>
-        <w:rPr>
-          <w:b/>
-          <w:lang w:val="hi_IN" w:bidi="hi_IN"/>
-        </w:rPr>
-        <w:t>इस्राएलियों</w:t>
-      </w:r>
-      <w:r>
-        <w:rPr>
-          <w:lang w:val="hi_IN" w:bidi="hi_IN"/>
-        </w:rPr>
-        <w:t xml:space="preserve"> पर रोमी लोगों का शासन था। रोमी लोगों ने इस्राएल को कई क्षेत्रों या प्रांतों में बाँट दिया था। ये प्रांत थे दक्षिण में यहूदिया, उत्तर में </w:t>
-      </w:r>
-      <w:hyperlink r:id="rId21">
-        <w:r>
-          <w:rPr>
-            <w:lang w:val="hi_IN" w:bidi="hi_IN"/>
-          </w:rPr>
-          <w:rPr>
-            <w:color w:val="0000EE"/>
-            <w:u w:val="single"/>
-          </w:rPr>
-          <w:t>गलील</w:t>
-        </w:r>
-      </w:hyperlink>
-      <w:r>
-        <w:rPr>
-          <w:lang w:val="hi_IN" w:bidi="hi_IN"/>
-        </w:rPr>
-        <w:t xml:space="preserve">, और बीच में </w:t>
-      </w:r>
-      <w:hyperlink r:id="rId22">
-        <w:r>
-          <w:rPr>
-            <w:lang w:val="hi_IN" w:bidi="hi_IN"/>
-          </w:rPr>
-          <w:rPr>
-            <w:color w:val="0000EE"/>
-            <w:u w:val="single"/>
-          </w:rPr>
-          <w:t>सामरिया</w:t>
-        </w:r>
-      </w:hyperlink>
-      <w:r>
-        <w:rPr>
-          <w:lang w:val="hi_IN" w:bidi="hi_IN"/>
-        </w:rPr>
-        <w:t>।</w:t>
-      </w:r>
-    </w:p>
-    <w:p>
-      <w:pPr/>
-      <w:r>
-        <w:rPr>
-          <w:lang w:val="hi_IN" w:bidi="hi_IN"/>
-        </w:rPr>
-      </w:r>
-      <w:r>
-        <w:rPr>
-          <w:lang w:val="hi_IN" w:bidi="hi_IN"/>
-        </w:rPr>
-        <w:t xml:space="preserve">यहूदिया वह स्थान था जहाँ सबसे महत्वपूर्ण शहर, </w:t>
-      </w:r>
-      <w:hyperlink r:id="rId23">
-        <w:r>
-          <w:rPr>
-            <w:lang w:val="hi_IN" w:bidi="hi_IN"/>
-          </w:rPr>
-          <w:rPr>
-            <w:color w:val="0000EE"/>
-            <w:u w:val="single"/>
-          </w:rPr>
-          <w:t>यरूशलेम</w:t>
-        </w:r>
-      </w:hyperlink>
-      <w:r>
-        <w:rPr>
-          <w:lang w:val="hi_IN" w:bidi="hi_IN"/>
-        </w:rPr>
-        <w:t xml:space="preserve">, और परमेश्वर का </w:t>
-      </w:r>
-      <w:hyperlink r:id="rId14">
-        <w:r>
-          <w:rPr>
-            <w:lang w:val="hi_IN" w:bidi="hi_IN"/>
-          </w:rPr>
-          <w:rPr>
-            <w:color w:val="0000EE"/>
-            <w:u w:val="single"/>
-          </w:rPr>
-          <w:t>मन्दिर</w:t>
-        </w:r>
-      </w:hyperlink>
-      <w:r>
-        <w:rPr>
-          <w:lang w:val="hi_IN" w:bidi="hi_IN"/>
-        </w:rPr>
-        <w:t xml:space="preserve"> था। यहूदिया के लोग अक्सर सोचते थे कि वे गलील के लोगों से बेहतर </w:t>
-      </w:r>
-      <w:r>
-        <w:rPr>
-          <w:b/>
-          <w:lang w:val="hi_IN" w:bidi="hi_IN"/>
-        </w:rPr>
-        <w:t>यहूदी</w:t>
-      </w:r>
-      <w:r>
-        <w:rPr>
-          <w:lang w:val="hi_IN" w:bidi="hi_IN"/>
-        </w:rPr>
-        <w:t xml:space="preserve"> हैं। वे गलील के लोगों को नीचा समझते थे, और उन्हें कम पढ़ा-लिखा और उखड़े स्वभाव का मानते थे। यहूदिया </w:t>
-      </w:r>
-      <w:r>
-        <w:rPr>
-          <w:b/>
-          <w:lang w:val="hi_IN" w:bidi="hi_IN"/>
-        </w:rPr>
-        <w:t>और</w:t>
-      </w:r>
-      <w:r>
-        <w:rPr>
-          <w:lang w:val="hi_IN" w:bidi="hi_IN"/>
-        </w:rPr>
-        <w:t xml:space="preserve"> गलील के लोग सामरिया के लोगों को नीचा समझते थे, क्योंकि वे उन्हें यहूदी नहीं मानते थे।</w:t>
-      </w:r>
-    </w:p>
-    <w:p>
-      <w:pPr/>
-      <w:r>
-        <w:rPr>
-          <w:lang w:val="hi_IN" w:bidi="hi_IN"/>
-        </w:rPr>
-      </w:r>
-      <w:r>
-        <w:rPr>
-          <w:lang w:val="hi_IN" w:bidi="hi_IN"/>
-        </w:rPr>
-        <w:t>नए नियम में जिसे यहूदिया कहा गया है, उसे पुराने नियम में यहूदा कहा जाता है।</w:t>
-      </w:r>
-      <w:r>
-        <w:rPr>
-          <w:lang w:val="hi_IN" w:bidi="hi_IN"/>
-        </w:rPr>
-      </w:r>
-      <w:r>
-        <w:rPr>
-          <w:lang w:val="hi_IN" w:bidi="hi_IN"/>
-        </w:rPr>
-      </w:r>
-    </w:p>
-    <w:p>
-      <w:pPr/>
-      <w:r>
-        <w:rPr>
-          <w:lang w:val="hi_IN" w:bidi="hi_IN"/>
-        </w:rPr>
-      </w:r>
-    </w:p>
-    <w:p>
-      <w:pPr>
-        <w:pStyle w:val="Heading2"/>
-      </w:pPr>
-      <w:r>
-        <w:rPr>
-          <w:lang w:val="hi_IN" w:bidi="hi_IN"/>
-        </w:rPr>
-        <w:t>यहूदी</w:t>
-      </w:r>
-      <w:r>
-        <w:rPr>
-          <w:lang w:val="hi_IN" w:bidi="hi_IN"/>
-        </w:rPr>
-      </w:r>
-    </w:p>
-    <w:p>
-      <w:pPr/>
-      <w:r>
-        <w:rPr>
-          <w:lang w:val="hi_IN" w:bidi="hi_IN"/>
-        </w:rPr>
-      </w:r>
-      <w:r>
-        <w:rPr>
-          <w:b/>
-          <w:lang w:val="hi_IN" w:bidi="hi_IN"/>
-        </w:rPr>
-        <w:t>यहूदी</w:t>
-      </w:r>
-      <w:r>
-        <w:rPr>
-          <w:lang w:val="hi_IN" w:bidi="hi_IN"/>
-        </w:rPr>
-        <w:t xml:space="preserve"> शब्द उन लोगों को दर्शाता है जो याकूब के </w:t>
-      </w:r>
-      <w:r>
-        <w:rPr>
-          <w:b/>
-          <w:lang w:val="hi_IN" w:bidi="hi_IN"/>
-        </w:rPr>
-        <w:t>वंशज</w:t>
-      </w:r>
-      <w:r>
-        <w:rPr>
-          <w:lang w:val="hi_IN" w:bidi="hi_IN"/>
-        </w:rPr>
-        <w:t xml:space="preserve"> हैं। यहूदी शब्द को समझने के लिए, आपको पहले इस्राएली शब्द को समझना होगा।</w:t>
-      </w:r>
-    </w:p>
-    <w:p>
-      <w:pPr/>
-      <w:r>
-        <w:rPr>
-          <w:lang w:val="hi_IN" w:bidi="hi_IN"/>
-        </w:rPr>
-      </w:r>
-      <w:r>
-        <w:rPr>
-          <w:b/>
-          <w:lang w:val="hi_IN" w:bidi="hi_IN"/>
-        </w:rPr>
-        <w:t>इस्राएली</w:t>
-      </w:r>
-      <w:r>
-        <w:rPr>
-          <w:lang w:val="hi_IN" w:bidi="hi_IN"/>
-        </w:rPr>
-        <w:t xml:space="preserve"> याकूब के वंशज हैं। याकूब के दादा </w:t>
-      </w:r>
-      <w:hyperlink r:id="rId24">
-        <w:r>
-          <w:rPr>
-            <w:lang w:val="hi_IN" w:bidi="hi_IN"/>
-          </w:rPr>
-          <w:rPr>
-            <w:color w:val="0000EE"/>
-            <w:u w:val="single"/>
-          </w:rPr>
-          <w:t>अब्राहम</w:t>
-        </w:r>
-      </w:hyperlink>
-      <w:r>
-        <w:rPr>
-          <w:lang w:val="hi_IN" w:bidi="hi_IN"/>
-        </w:rPr>
-        <w:t xml:space="preserve"> एक ऐसा व्यक्ति था जो यीशु के जन्म से लगभग 2000 साल पहले रहता था। जब अब्राहम 75 साल का था, तब परमेश्वर ने उससे बात की। परमेश्वर ने उससे कहा कि वह अपना जन्म-स्थान छोड़ दे, और उस स्थान पर जाए, जो परमेश्वर उसे दिखाएगा। परमेश्वर ने कहा कि वह अब्राहम को </w:t>
-      </w:r>
-      <w:hyperlink r:id="rId25">
-        <w:r>
-          <w:rPr>
-            <w:lang w:val="hi_IN" w:bidi="hi_IN"/>
-          </w:rPr>
-          <w:rPr>
-            <w:color w:val="0000EE"/>
-            <w:u w:val="single"/>
-          </w:rPr>
-          <w:t>आशीष</w:t>
-        </w:r>
-      </w:hyperlink>
-      <w:r>
-        <w:rPr>
-          <w:lang w:val="hi_IN" w:bidi="hi_IN"/>
-        </w:rPr>
-        <w:t xml:space="preserve"> देगा, कि वह उससे एक महान </w:t>
-      </w:r>
-      <w:hyperlink r:id="rId19">
-        <w:r>
-          <w:rPr>
-            <w:lang w:val="hi_IN" w:bidi="hi_IN"/>
-          </w:rPr>
-          <w:rPr>
-            <w:color w:val="0000EE"/>
-            <w:u w:val="single"/>
-          </w:rPr>
-          <w:t>राष्ट्र</w:t>
-        </w:r>
-      </w:hyperlink>
-      <w:r>
-        <w:rPr>
-          <w:lang w:val="hi_IN" w:bidi="hi_IN"/>
-        </w:rPr>
-        <w:t xml:space="preserve"> बनाएगा, और यह कि परमेश्वर अब्राहम के द्वारा संसार के सभी राष्ट्रों को आशीष देगा। अब्राहम ने परमेश्वर की आज्ञा मानी और परमेश्वर उसे उस क्षेत्र में ले गया जिसे हम </w:t>
-      </w:r>
-      <w:hyperlink r:id="rId26">
-        <w:r>
-          <w:rPr>
-            <w:lang w:val="hi_IN" w:bidi="hi_IN"/>
-          </w:rPr>
-          <w:rPr>
-            <w:color w:val="0000EE"/>
-            <w:u w:val="single"/>
-          </w:rPr>
-          <w:t>कनान</w:t>
-        </w:r>
-      </w:hyperlink>
-      <w:r>
-        <w:rPr>
-          <w:lang w:val="hi_IN" w:bidi="hi_IN"/>
-        </w:rPr>
-        <w:t xml:space="preserve"> कहते हैं। परमेश्वर ने अब्राहम से वादा किया था कि वह यह भूमि अब्राहम के वंशजों को देगा। अब्राहम और उसकी पत्नी के कोई संतान नहीं थी, लेकिन जब वे दोनों पहले ही बहुत बूढ़े हो चुके थे, तब परमेश्वर ने उन्हें एक पुत्र दिया, इसहाक। यह उस वादे को पूरा करने की शुरुआत थी जो परमेश्वर ने अब्राहम से किया था।</w:t>
-      </w:r>
-    </w:p>
-    <w:p>
-      <w:pPr/>
-      <w:r>
-        <w:rPr>
-          <w:lang w:val="hi_IN" w:bidi="hi_IN"/>
-        </w:rPr>
-      </w:r>
-      <w:r>
-        <w:rPr>
-          <w:lang w:val="hi_IN" w:bidi="hi_IN"/>
-        </w:rPr>
-        <w:t>अब्राहम के पुत्र इसहाक के दो पुत्र थे, उनमें से एक का नाम याकूब था। बाद में परमेश्वर ने याकूब को इस्राएल नाम दिया। उसी समय से, याकूब के सभी वंशजों को इस्राएली कहा जाने लगा।</w:t>
-      </w:r>
-    </w:p>
-    <w:p>
-      <w:pPr/>
-      <w:r>
-        <w:rPr>
-          <w:lang w:val="hi_IN" w:bidi="hi_IN"/>
-        </w:rPr>
-      </w:r>
-      <w:r>
-        <w:rPr>
-          <w:lang w:val="hi_IN" w:bidi="hi_IN"/>
-        </w:rPr>
-        <w:t xml:space="preserve">क्योंकि परमेश्वर ने अब्राहम, इसहाक और याकूब से वादा किया था, इसलिए इस्राएली परमेश्वर के विशेष लोग थे। परमेश्वर ने उनके साथ एक </w:t>
-      </w:r>
-      <w:hyperlink r:id="rId27">
-        <w:r>
-          <w:rPr>
-            <w:lang w:val="hi_IN" w:bidi="hi_IN"/>
-          </w:rPr>
-          <w:rPr>
-            <w:color w:val="0000EE"/>
-            <w:u w:val="single"/>
-          </w:rPr>
-          <w:t>वाचा</w:t>
-        </w:r>
-      </w:hyperlink>
-      <w:r>
-        <w:rPr>
-          <w:lang w:val="hi_IN" w:bidi="hi_IN"/>
-        </w:rPr>
-        <w:t xml:space="preserve"> बाँधी, जो एक विशेष समझौते के साथ किया गया वादा था। समझौता यह था कि इस्राएली परमेश्वर की सभी </w:t>
-      </w:r>
-      <w:r>
-        <w:rPr>
-          <w:b/>
-          <w:lang w:val="hi_IN" w:bidi="hi_IN"/>
-        </w:rPr>
-        <w:t>आज्ञाओं</w:t>
-      </w:r>
-      <w:r>
-        <w:rPr>
-          <w:lang w:val="hi_IN" w:bidi="hi_IN"/>
-        </w:rPr>
-        <w:t xml:space="preserve"> का पालन करेंगे, और परमेश्वर उन्हें आशीष देगा और पृथ्वी के सभी लोगों के लिए आशीष का कारण बनाएगा।</w:t>
-      </w:r>
-    </w:p>
-    <w:p>
-      <w:pPr/>
-      <w:r>
-        <w:rPr>
-          <w:lang w:val="hi_IN" w:bidi="hi_IN"/>
-        </w:rPr>
-      </w:r>
-      <w:r>
-        <w:rPr>
-          <w:lang w:val="hi_IN" w:bidi="hi_IN"/>
-        </w:rPr>
-        <w:t xml:space="preserve">जिस भूमि पर इस्राएली रहते थे, उसे इस्राएल कहा जाता था। यह भूमि इस्राएल की अलग-अलग जनजातियों में बाँटी गई थी। शुरुआत में, "न्यायी" कहलाने वाले लोग इस्राएलियों पर शासन करते थे। जब लोगों ने परमेश्वर से उन्हें एक </w:t>
-      </w:r>
-      <w:hyperlink r:id="rId28">
-        <w:r>
-          <w:rPr>
-            <w:lang w:val="hi_IN" w:bidi="hi_IN"/>
-          </w:rPr>
-          <w:rPr>
-            <w:color w:val="0000EE"/>
-            <w:u w:val="single"/>
-          </w:rPr>
-          <w:t>राजा</w:t>
-        </w:r>
-      </w:hyperlink>
-      <w:r>
-        <w:rPr>
-          <w:lang w:val="hi_IN" w:bidi="hi_IN"/>
-        </w:rPr>
-        <w:t xml:space="preserve"> देने के लिए कहा, तो परमेश्वर ने उन पर शासन करने के लिए एक राजा नियुक्त किया। शुरुआत में सब कुछ अच्छा रहा, और राजा </w:t>
-      </w:r>
-      <w:hyperlink r:id="rId16">
-        <w:r>
-          <w:rPr>
-            <w:lang w:val="hi_IN" w:bidi="hi_IN"/>
-          </w:rPr>
-          <w:rPr>
-            <w:color w:val="0000EE"/>
-            <w:u w:val="single"/>
-          </w:rPr>
-          <w:t>दाऊद</w:t>
-        </w:r>
-      </w:hyperlink>
-      <w:r>
-        <w:rPr>
-          <w:lang w:val="hi_IN" w:bidi="hi_IN"/>
-        </w:rPr>
-        <w:t xml:space="preserve"> और उसके पुत्र सुलैमान के शासन में इस्राएल का राज्य बड़ा और फलता-फूलता रहा। लेकिन जब राजा सुलैमान की मृत्यु हुई, तब स्थिति बिगड़ने लगी। 12 में से दस जनजातियाँ राजा सुलैमान के पुत्र को अपना राजा नहीं बनाना चाहती थीं। वे बाक़ी दो जनजातियों से अलग हो गए और अपने लिए एक राजा चुन लिया।</w:t>
-      </w:r>
-    </w:p>
-    <w:p>
-      <w:pPr/>
-      <w:r>
-        <w:rPr>
-          <w:lang w:val="hi_IN" w:bidi="hi_IN"/>
-        </w:rPr>
-      </w:r>
-      <w:r>
-        <w:rPr>
-          <w:lang w:val="hi_IN" w:bidi="hi_IN"/>
-        </w:rPr>
-        <w:t xml:space="preserve">उसी समय से, इस्राएल अलग-अलग बँट गया था। उत्तरी भाग, जिसमें 10 जनजातियाँ थीं, अभी भी इस्राएल कहलाता था। दक्षिणी भाग, जिसमें दो जनजातियाँ थीं, </w:t>
-      </w:r>
-      <w:r>
-        <w:rPr>
-          <w:b/>
-          <w:lang w:val="hi_IN" w:bidi="hi_IN"/>
-        </w:rPr>
-        <w:t>यहूदा</w:t>
-      </w:r>
-      <w:r>
-        <w:rPr>
-          <w:lang w:val="hi_IN" w:bidi="hi_IN"/>
-        </w:rPr>
-        <w:t xml:space="preserve"> कहलाता था। इसे यहूदा इसलिए कहा जाता था क्योंकि यहूदा की जनजाति उन दो जनजातियों में सबसे बड़ी थी जिन्होंने मिलकर यह दक्षिणी राज्य बनाया था।</w:t>
-      </w:r>
-    </w:p>
-    <w:p>
-      <w:pPr/>
-      <w:r>
-        <w:rPr>
-          <w:lang w:val="hi_IN" w:bidi="hi_IN"/>
-        </w:rPr>
-      </w:r>
-      <w:r>
-        <w:rPr>
-          <w:lang w:val="hi_IN" w:bidi="hi_IN"/>
-        </w:rPr>
-        <w:t>हर हिस्से का अपना एक राजा था। यीशु के जन्म से लगभग 700 साल पहले अश्शूर राष्ट्र ने उत्तरी हिस्से इस्राएल को हराया था। यह इसलिए हुआ क्योंकि लोग लगातार परमेश्वर की आज्ञा का उल्लंघन कर रहे थे और वाचा को तोड़ रहे थे। अश्शूर के राजा ने इस्राएल से ज़्यादातर लोगों को विदेशों में भेज दिया। यह उत्तरी राज्य का अंत था। इन लोगों के साथ क्या हुआ, इसके बारे में हम अब कभी कुछ नहीं सुनते।</w:t>
-      </w:r>
-    </w:p>
-    <w:p>
-      <w:pPr/>
-      <w:r>
-        <w:rPr>
-          <w:lang w:val="hi_IN" w:bidi="hi_IN"/>
-        </w:rPr>
-      </w:r>
-      <w:r>
-        <w:rPr>
-          <w:lang w:val="hi_IN" w:bidi="hi_IN"/>
-        </w:rPr>
-        <w:t xml:space="preserve">यहूदा का राज्य कुछ समय तक और चला, लेकिन कुछ सालों बाद परमेश्वर ने उन्हें उनकी अनाज्ञाकारिता के कारण सजा भी दी। एक और विदेशी राष्ट्र, बाबेल के लोग आए और </w:t>
-      </w:r>
-      <w:hyperlink r:id="rId23">
-        <w:r>
-          <w:rPr>
-            <w:lang w:val="hi_IN" w:bidi="hi_IN"/>
-          </w:rPr>
-          <w:rPr>
-            <w:color w:val="0000EE"/>
-            <w:u w:val="single"/>
-          </w:rPr>
-          <w:t>यरूशलेम</w:t>
-        </w:r>
-      </w:hyperlink>
-      <w:r>
-        <w:rPr>
-          <w:lang w:val="hi_IN" w:bidi="hi_IN"/>
-        </w:rPr>
-        <w:t xml:space="preserve"> शहर को नष्ट कर दिया, और बाबेल के लोग यहूदा के बहुत से लोगों को कैदी बनाकर बाबेल ले गए। यहूदा के लोगों को अब यहूदी कहा जाने लगा, जिसका अर्थ है "यहूदा के लोग।" बाद में, परमेश्वर ने यहूदियों को यहूदा वापस जाने की अनुमति दी, जहाँ उन्होंने यरूशलेम शहर और </w:t>
-      </w:r>
-      <w:hyperlink r:id="rId14">
-        <w:r>
-          <w:rPr>
-            <w:lang w:val="hi_IN" w:bidi="hi_IN"/>
-          </w:rPr>
-          <w:rPr>
-            <w:color w:val="0000EE"/>
-            <w:u w:val="single"/>
-          </w:rPr>
-          <w:t>मन्दिर</w:t>
-        </w:r>
-      </w:hyperlink>
-      <w:r>
-        <w:rPr>
-          <w:lang w:val="hi_IN" w:bidi="hi_IN"/>
-        </w:rPr>
-        <w:t xml:space="preserve"> को फिर से बनाया। लेकिन यहूदा फिर कभी एक आज़ाद राज्य नहीं बन पाया। नए नियम के समय में, रोम नाम का एक और राष्ट्र उस क्षेत्र पर राज कर रहा था जो इस्राएल का हिस्सा था। यहूदा का जो दक्षिणी राज्य था, अब उसे रोमी प्रांत यहूदिया कहा जाता था। जो कभी इस्राएल का उत्तरी राज्य था, वह अब लगभग रोमी प्रांत </w:t>
-      </w:r>
-      <w:hyperlink r:id="rId22">
-        <w:r>
-          <w:rPr>
-            <w:lang w:val="hi_IN" w:bidi="hi_IN"/>
-          </w:rPr>
-          <w:rPr>
-            <w:color w:val="0000EE"/>
-            <w:u w:val="single"/>
-          </w:rPr>
-          <w:t>सामरिया</w:t>
-        </w:r>
-      </w:hyperlink>
-      <w:r>
-        <w:rPr>
-          <w:lang w:val="hi_IN" w:bidi="hi_IN"/>
-        </w:rPr>
-        <w:t xml:space="preserve"> और </w:t>
-      </w:r>
-      <w:hyperlink r:id="rId21">
-        <w:r>
-          <w:rPr>
-            <w:lang w:val="hi_IN" w:bidi="hi_IN"/>
-          </w:rPr>
-          <w:rPr>
-            <w:color w:val="0000EE"/>
-            <w:u w:val="single"/>
-          </w:rPr>
-          <w:t>गलील</w:t>
-        </w:r>
-      </w:hyperlink>
-      <w:r>
-        <w:rPr>
-          <w:lang w:val="hi_IN" w:bidi="hi_IN"/>
-        </w:rPr>
-        <w:t xml:space="preserve"> कहलाता था। अब यहूदी शब्द याकूब के सभी बचे हुए वंशजों के लिए इस्तेमाल होने लगा था, चाहे वे कहीं भी रहते हों।</w:t>
-      </w:r>
-    </w:p>
-    <w:p>
-      <w:pPr/>
-      <w:r>
-        <w:rPr>
-          <w:lang w:val="hi_IN" w:bidi="hi_IN"/>
-        </w:rPr>
-      </w:r>
-      <w:r>
-        <w:rPr>
-          <w:lang w:val="hi_IN" w:bidi="hi_IN"/>
-        </w:rPr>
-        <w:t>और इसलिए, इस्राएली और यहूदी दोनों शब्द याकूब के वंशजों के लिए इस्तेमाल होते हैं। यहूदी शब्द खासतौर पर नए नियम में और पुराने नियम के बाद के हिस्सों में आता है।</w:t>
-      </w:r>
-    </w:p>
-    <w:p>
-      <w:pPr/>
-      <w:r>
-        <w:rPr>
-          <w:lang w:val="hi_IN" w:bidi="hi_IN"/>
-        </w:rPr>
-      </w:r>
-      <w:r>
-        <w:rPr>
-          <w:lang w:val="hi_IN" w:bidi="hi_IN"/>
-        </w:rPr>
-        <w:t>आमतौर पर, जब लोग इस्राएली शब्द का इस्तेमाल करते हैं, तो वे खासकर उन लोगों के बारे में सोचते हैं जो इस्राएल देश में रहते हैं। और जब वे यहूदी शब्द का इस्तेमाल करते हैं, तो वे खासकर उन लोगों के बारे में सोचते हैं जो अब्राहम, इसहाक और याकूब के परमेश्वर को समर्पित हैं, और जो उस वाचा को मानना चाहते हैं जो परमेश्वर ने याकूब के वंशजों के साथ बाँधी थी। इसलिए, यहूदी शब्द का कभी-कभी एक अधिक धार्मिक अर्थ होता है।</w:t>
-      </w:r>
-    </w:p>
-    <w:p>
-      <w:pPr/>
-      <w:r>
-        <w:rPr>
-          <w:lang w:val="hi_IN" w:bidi="hi_IN"/>
-        </w:rPr>
-      </w:r>
-      <w:r>
-        <w:rPr>
-          <w:b/>
-          <w:lang w:val="hi_IN" w:bidi="hi_IN"/>
-        </w:rPr>
-        <w:t>सुसमाचारों</w:t>
-      </w:r>
-      <w:r>
-        <w:rPr>
-          <w:lang w:val="hi_IN" w:bidi="hi_IN"/>
-        </w:rPr>
-        <w:t xml:space="preserve"> में, नए नियम की चार पुस्तकें जो हमें यीशु के जीवन के बारे में बताती हैं, हम जिन लोगों से मिलते हैं वे लगभग सभी यहूदी हैं: यीशु, उसके </w:t>
-      </w:r>
-      <w:r>
-        <w:rPr>
-          <w:b/>
-          <w:lang w:val="hi_IN" w:bidi="hi_IN"/>
-        </w:rPr>
-        <w:t>चेले</w:t>
-      </w:r>
-      <w:r>
-        <w:rPr>
-          <w:lang w:val="hi_IN" w:bidi="hi_IN"/>
-        </w:rPr>
-        <w:t xml:space="preserve"> और उसकी बात सुनने वाले ज़्यादातर लोग सभी यहूदी हैं। लेकिन यूहन्ना की पुस्तक में यहूदी शब्द का इस्तेमाल एक विशेष तरीके से किया गया है। जब यूहन्ना के सुसमाचार का लेखक यहूदियों के बारे में बात करता है, तो वह अक्सर यहूदियों के </w:t>
-      </w:r>
-      <w:r>
-        <w:rPr>
-          <w:b/>
-          <w:lang w:val="hi_IN" w:bidi="hi_IN"/>
-        </w:rPr>
-        <w:t>धार्मिक अगुओं</w:t>
-      </w:r>
-      <w:r>
-        <w:rPr>
-          <w:lang w:val="hi_IN" w:bidi="hi_IN"/>
-        </w:rPr>
-        <w:t xml:space="preserve"> की बात करता है। आमतौर पर इसका अर्थ उन लोगों से है जो यीशु का विरोध करते हैं।</w:t>
-      </w:r>
-      <w:r>
-        <w:rPr>
-          <w:lang w:val="hi_IN" w:bidi="hi_IN"/>
-        </w:rPr>
-      </w:r>
-      <w:r>
-        <w:rPr>
-          <w:lang w:val="hi_IN" w:bidi="hi_IN"/>
-        </w:rPr>
-      </w:r>
-    </w:p>
-    <w:p>
-      <w:pPr/>
-      <w:r>
-        <w:rPr>
-          <w:lang w:val="hi_IN" w:bidi="hi_IN"/>
-        </w:rPr>
-      </w:r>
-    </w:p>
-    <w:p>
-      <w:pPr>
-        <w:pStyle w:val="Heading2"/>
-      </w:pPr>
-      <w:r>
-        <w:rPr>
-          <w:lang w:val="hi_IN" w:bidi="hi_IN"/>
-        </w:rPr>
-        <w:t>याकूब</w:t>
-      </w:r>
-      <w:r>
-        <w:rPr>
-          <w:lang w:val="hi_IN" w:bidi="hi_IN"/>
-        </w:rPr>
-      </w:r>
-    </w:p>
-    <w:p>
-      <w:pPr/>
-      <w:r>
-        <w:rPr>
-          <w:lang w:val="hi_IN" w:bidi="hi_IN"/>
-        </w:rPr>
-      </w:r>
-      <w:r>
-        <w:rPr>
-          <w:lang w:val="hi_IN" w:bidi="hi_IN"/>
-        </w:rPr>
-        <w:t xml:space="preserve">नए नियम में तीन व्यक्ति हैं जिनका नाम </w:t>
-      </w:r>
-      <w:r>
-        <w:rPr>
-          <w:b/>
-          <w:lang w:val="hi_IN" w:bidi="hi_IN"/>
-        </w:rPr>
-        <w:t>याकूब</w:t>
-      </w:r>
-      <w:r>
-        <w:rPr>
-          <w:lang w:val="hi_IN" w:bidi="hi_IN"/>
-        </w:rPr>
-        <w:t xml:space="preserve"> है।</w:t>
-      </w:r>
-    </w:p>
-    <w:p>
-      <w:pPr/>
-      <w:r>
-        <w:rPr>
-          <w:lang w:val="hi_IN" w:bidi="hi_IN"/>
-        </w:rPr>
-      </w:r>
-      <w:r>
-        <w:rPr>
-          <w:lang w:val="hi_IN" w:bidi="hi_IN"/>
-        </w:rPr>
-        <w:t xml:space="preserve">यीशु के </w:t>
-      </w:r>
-      <w:r>
-        <w:rPr>
-          <w:b/>
-          <w:lang w:val="hi_IN" w:bidi="hi_IN"/>
-        </w:rPr>
-        <w:t>चेलों</w:t>
-      </w:r>
-      <w:r>
-        <w:rPr>
-          <w:lang w:val="hi_IN" w:bidi="hi_IN"/>
-        </w:rPr>
-        <w:t xml:space="preserve"> में से एक का नाम याकूब था। याकूब का एक भाई था जिसका नाम </w:t>
-      </w:r>
-      <w:hyperlink r:id="rId29">
-        <w:r>
-          <w:rPr>
-            <w:lang w:val="hi_IN" w:bidi="hi_IN"/>
-          </w:rPr>
-          <w:rPr>
-            <w:color w:val="0000EE"/>
-            <w:u w:val="single"/>
-          </w:rPr>
-          <w:t>यूहन्ना</w:t>
-        </w:r>
-      </w:hyperlink>
-      <w:r>
-        <w:rPr>
-          <w:lang w:val="hi_IN" w:bidi="hi_IN"/>
-        </w:rPr>
-        <w:t xml:space="preserve"> था, और उसके पिता का नाम जब्दी था। याकूब और यूहन्ना मछुआरे थे, जब तक कि यीशु ने उन्हें अपने चेले बनने के लिए नहीं बुलाया। पतरस के साथ मिलकर जो एक और चेला था, ये तीनों पुरुष अक्सर खास समयों पर यीशु के साथ रहते थे। यीशु के 12 चेलों में से, ये तीन व्यक्ति यीशु के सबसे करीबी थे।</w:t>
-      </w:r>
-    </w:p>
-    <w:p>
-      <w:pPr/>
-      <w:r>
-        <w:rPr>
-          <w:lang w:val="hi_IN" w:bidi="hi_IN"/>
-        </w:rPr>
-      </w:r>
-      <w:r>
-        <w:rPr>
-          <w:lang w:val="hi_IN" w:bidi="hi_IN"/>
-        </w:rPr>
-        <w:t>एक बार, यीशु ने याकूब और उसके भाई यूहन्ना को "गर्जन के पुत्र" कहा था। हो सकता है कि यीशु ने उन्हें यह नाम इसलिए दिया क्योंकि वे गुस्सैल थे, और जल्दी भड़क जाते थे। लेकिन हमें इस बात का पक्का पता नहीं है।</w:t>
-      </w:r>
-    </w:p>
-    <w:p>
-      <w:pPr/>
-      <w:r>
-        <w:rPr>
-          <w:lang w:val="hi_IN" w:bidi="hi_IN"/>
-        </w:rPr>
-      </w:r>
-      <w:r>
-        <w:rPr>
-          <w:lang w:val="hi_IN" w:bidi="hi_IN"/>
-        </w:rPr>
-        <w:t>प्रेरितों के काम की पुस्तक में हम सुनते हैं कि राजा हेरोदेस अग्रिप्पा ने याकूब को मरवा डाला।</w:t>
-      </w:r>
-    </w:p>
-    <w:p>
-      <w:pPr/>
-      <w:r>
-        <w:rPr>
-          <w:lang w:val="hi_IN" w:bidi="hi_IN"/>
-        </w:rPr>
-      </w:r>
-      <w:r>
-        <w:rPr>
-          <w:lang w:val="hi_IN" w:bidi="hi_IN"/>
-        </w:rPr>
-        <w:t>यीशु का एक और चेला था जिसका नाम याकूब था। उसे हलफई का पुत्र याकूब या "छोटा याकूब" कहा जाता है। "छोटा याकूब" शायद एक उपनाम था जो लोगों ने उसे इसलिए दिया था क्योंकि वह या तो याकूब नाम के दूसरे चेले से उम्र में छोटा था, या कद में।</w:t>
-      </w:r>
-    </w:p>
-    <w:p>
-      <w:pPr/>
-      <w:r>
-        <w:rPr>
-          <w:lang w:val="hi_IN" w:bidi="hi_IN"/>
-        </w:rPr>
-      </w:r>
-      <w:r>
-        <w:rPr>
-          <w:lang w:val="hi_IN" w:bidi="hi_IN"/>
-        </w:rPr>
-        <w:t xml:space="preserve">एक और याकूब यीशु का भाई था, वह यीशु की माँ </w:t>
-      </w:r>
-      <w:hyperlink r:id="rId30">
-        <w:r>
-          <w:rPr>
-            <w:lang w:val="hi_IN" w:bidi="hi_IN"/>
-          </w:rPr>
-          <w:rPr>
-            <w:color w:val="0000EE"/>
-            <w:u w:val="single"/>
-          </w:rPr>
-          <w:t>मरियम</w:t>
-        </w:r>
-      </w:hyperlink>
-      <w:r>
-        <w:rPr>
-          <w:lang w:val="hi_IN" w:bidi="hi_IN"/>
-        </w:rPr>
-        <w:t xml:space="preserve"> और उसके पति यूसुफ का पुत्र था। यह याकूब शुरू में </w:t>
-      </w:r>
-      <w:r>
-        <w:rPr>
-          <w:b/>
-          <w:lang w:val="hi_IN" w:bidi="hi_IN"/>
-        </w:rPr>
-        <w:t>विश्वास</w:t>
-      </w:r>
-      <w:r>
-        <w:rPr>
-          <w:lang w:val="hi_IN" w:bidi="hi_IN"/>
-        </w:rPr>
-        <w:t xml:space="preserve"> नहीं करता था कि परमेश्वर ने यीशु को भेजा है। लेकिन यीशु के मरे हुओं में से जी उठने के बाद, याकूब ने यीशु पर विश्वास करना शुरू किया। याकूब शुरुआती </w:t>
-      </w:r>
-      <w:hyperlink r:id="rId31">
-        <w:r>
-          <w:rPr>
-            <w:lang w:val="hi_IN" w:bidi="hi_IN"/>
-          </w:rPr>
-          <w:rPr>
-            <w:color w:val="0000EE"/>
-            <w:u w:val="single"/>
-          </w:rPr>
-          <w:t>कलीसिया</w:t>
-        </w:r>
-      </w:hyperlink>
-      <w:r>
-        <w:rPr>
-          <w:lang w:val="hi_IN" w:bidi="hi_IN"/>
-        </w:rPr>
-        <w:t xml:space="preserve"> में एक महत्वपूर्ण अगुआ बन गया, और शायद वही याकूब, नए नियम में याकूब की पुस्तक का लेखक है।</w:t>
-      </w:r>
-      <w:r>
-        <w:rPr>
-          <w:lang w:val="hi_IN" w:bidi="hi_IN"/>
-        </w:rPr>
-      </w:r>
-      <w:r>
-        <w:rPr>
-          <w:lang w:val="hi_IN" w:bidi="hi_IN"/>
-        </w:rPr>
-      </w:r>
-    </w:p>
-    <w:p>
-      <w:pPr/>
-      <w:r>
-        <w:rPr>
-          <w:lang w:val="hi_IN" w:bidi="hi_IN"/>
-        </w:rPr>
-      </w:r>
-    </w:p>
-    <w:p>
-      <w:pPr>
-        <w:pStyle w:val="Heading2"/>
-      </w:pPr>
-      <w:r>
-        <w:rPr>
-          <w:lang w:val="hi_IN" w:bidi="hi_IN"/>
-        </w:rPr>
-        <w:t>यूनानी</w:t>
-      </w:r>
-      <w:r>
-        <w:rPr>
-          <w:lang w:val="hi_IN" w:bidi="hi_IN"/>
-        </w:rPr>
-      </w:r>
-    </w:p>
-    <w:p>
-      <w:pPr/>
-      <w:r>
-        <w:rPr>
-          <w:lang w:val="hi_IN" w:bidi="hi_IN"/>
-        </w:rPr>
-      </w:r>
-      <w:r>
-        <w:rPr>
-          <w:lang w:val="hi_IN" w:bidi="hi_IN"/>
-        </w:rPr>
-        <w:t xml:space="preserve">जो लोग यूनान देश से हैं, वे </w:t>
-      </w:r>
-      <w:r>
-        <w:rPr>
-          <w:b/>
-          <w:lang w:val="hi_IN" w:bidi="hi_IN"/>
-        </w:rPr>
-        <w:t>यूनानी</w:t>
-      </w:r>
-      <w:r>
-        <w:rPr>
-          <w:lang w:val="hi_IN" w:bidi="hi_IN"/>
-        </w:rPr>
-        <w:t xml:space="preserve"> हैं। यूनान वह देश है जो उस क्षेत्र के दक्षिणी भाग में है जिसे हम अब यूरोप कहते हैं। मसीह के जन्म से कई सौ साल पहले, यूनान इस क्षेत्र का सबसे शक्तिशाली </w:t>
-      </w:r>
-      <w:hyperlink r:id="rId19">
-        <w:r>
-          <w:rPr>
-            <w:lang w:val="hi_IN" w:bidi="hi_IN"/>
-          </w:rPr>
-          <w:rPr>
-            <w:color w:val="0000EE"/>
-            <w:u w:val="single"/>
-          </w:rPr>
-          <w:t>राष्ट्र</w:t>
-        </w:r>
-      </w:hyperlink>
-      <w:r>
-        <w:rPr>
-          <w:lang w:val="hi_IN" w:bidi="hi_IN"/>
-        </w:rPr>
-        <w:t xml:space="preserve"> था, और यूनानी एक बहुत बड़े क्षेत्र पर शासन करते थे। इस क्षेत्र में </w:t>
-      </w:r>
-      <w:hyperlink r:id="rId13">
-        <w:r>
-          <w:rPr>
-            <w:lang w:val="hi_IN" w:bidi="hi_IN"/>
-          </w:rPr>
-          <w:rPr>
-            <w:color w:val="0000EE"/>
-            <w:u w:val="single"/>
-          </w:rPr>
-          <w:t>इस्राएल</w:t>
-        </w:r>
-      </w:hyperlink>
-      <w:r>
-        <w:rPr>
-          <w:lang w:val="hi_IN" w:bidi="hi_IN"/>
-        </w:rPr>
-        <w:t xml:space="preserve"> भी था।</w:t>
-      </w:r>
-    </w:p>
-    <w:p>
-      <w:pPr/>
-      <w:r>
-        <w:rPr>
-          <w:lang w:val="hi_IN" w:bidi="hi_IN"/>
-        </w:rPr>
-      </w:r>
-      <w:r>
-        <w:rPr>
-          <w:lang w:val="hi_IN" w:bidi="hi_IN"/>
-        </w:rPr>
-        <w:t xml:space="preserve">यूनानी संस्कृति का दूसरे देशों पर बहुत प्रभाव था। बहुत से लोगों ने यूनानी रीति-रिवाजों को अपनाया और यूनानी भाषा बोलना शुरू कर दिया। कुछ लोग यूनानी देवताओं की भी </w:t>
-      </w:r>
-      <w:r>
-        <w:rPr>
-          <w:b/>
-          <w:lang w:val="hi_IN" w:bidi="hi_IN"/>
-        </w:rPr>
-        <w:t>उपासना</w:t>
-      </w:r>
-      <w:r>
-        <w:rPr>
-          <w:lang w:val="hi_IN" w:bidi="hi_IN"/>
-        </w:rPr>
-        <w:t xml:space="preserve"> करते थे। उस समय, बहुत से </w:t>
-      </w:r>
-      <w:r>
-        <w:rPr>
-          <w:b/>
-          <w:lang w:val="hi_IN" w:bidi="hi_IN"/>
-        </w:rPr>
-        <w:t>यहूदी</w:t>
-      </w:r>
-      <w:r>
-        <w:rPr>
-          <w:lang w:val="hi_IN" w:bidi="hi_IN"/>
-        </w:rPr>
-        <w:t xml:space="preserve"> भी यूनानी देवताओं को मानने लगे थे। इससे इस्राएल में युद्ध का एक ऐसा दौर शुरू हुआ जिसमें वे लोग जो परमेश्वर के प्रति विश्वासयोग्य बने रहना चाहते थे, वे यूनानी रीति-रिवाज़ों और उन लोगों के विरुद्ध लड़ रहे थे जिन्होंने यूनानी देवताओं को मान लिया था।</w:t>
-      </w:r>
-    </w:p>
-    <w:p>
-      <w:pPr/>
-      <w:r>
-        <w:rPr>
-          <w:lang w:val="hi_IN" w:bidi="hi_IN"/>
-        </w:rPr>
-      </w:r>
-      <w:r>
-        <w:rPr>
-          <w:lang w:val="hi_IN" w:bidi="hi_IN"/>
-        </w:rPr>
-        <w:t>समय के साथ, जो लोग यूनानी रीति-रिवाजों का पालन कर रहे थे, उन्हें यूनानी कहा जाने लगा, भले ही वे यूनान देश से न भी आए हों।</w:t>
-      </w:r>
-    </w:p>
-    <w:p>
-      <w:pPr/>
-      <w:r>
-        <w:rPr>
-          <w:lang w:val="hi_IN" w:bidi="hi_IN"/>
-        </w:rPr>
-      </w:r>
-      <w:r>
-        <w:rPr>
-          <w:lang w:val="hi_IN" w:bidi="hi_IN"/>
-        </w:rPr>
-        <w:t>नए नियम के समय में, यूनानियों ने अपनी राजनीतिक शक्तियाँ खो दी थीं और अब उसी क्षेत्र पर रोमी लोगों का अधिकार था। हालाँकि, ज़्यादातर लोग अब भी यूनानी भाषा ही बोलते थे। इस्राएल में बहुत से लोग अपनी भाषा अरामी बोलते थे, लेकिन वे यूनानी भाषा भी बोलते थे। नए नियम की पुस्तकों के लेखकों ने यूनानी भाषा में लिखा।</w:t>
-      </w:r>
-    </w:p>
-    <w:p>
-      <w:pPr/>
-      <w:r>
-        <w:rPr>
-          <w:lang w:val="hi_IN" w:bidi="hi_IN"/>
-        </w:rPr>
-      </w:r>
-      <w:r>
-        <w:rPr>
-          <w:lang w:val="hi_IN" w:bidi="hi_IN"/>
-        </w:rPr>
-        <w:t xml:space="preserve">नए नियम में, यूनानी शब्द का प्रयोग उन लोगों के लिए किया जा सकता है जो यूनान देश से थे, या फिर उन लोगों के लिए जिन्होंने यूनानी संस्कृति और भाषा को अपना लिया था। एक अच्छा यहूदी यूनानी संस्कृति को नहीं अपनाता था, क्योंकि उसमें </w:t>
-      </w:r>
-      <w:hyperlink r:id="rId32">
-        <w:r>
-          <w:rPr>
-            <w:lang w:val="hi_IN" w:bidi="hi_IN"/>
-          </w:rPr>
-          <w:rPr>
-            <w:color w:val="0000EE"/>
-            <w:u w:val="single"/>
-          </w:rPr>
-          <w:t>मूर्ति</w:t>
-        </w:r>
-      </w:hyperlink>
-      <w:r>
-        <w:rPr>
-          <w:lang w:val="hi_IN" w:bidi="hi_IN"/>
-        </w:rPr>
-        <w:t xml:space="preserve"> पूजा शामिल थी, और इसलिए यूनानी शब्द का उपयोग उस अर्थ में होने लगा कि "कोई भी व्यक्ति जो यहूदी नहीं है।" इस अर्थ में, कभी-कभी "यूनानी" शब्द का अर्थ </w:t>
-      </w:r>
-      <w:hyperlink r:id="rId33">
-        <w:r>
-          <w:rPr>
-            <w:lang w:val="hi_IN" w:bidi="hi_IN"/>
-          </w:rPr>
-          <w:rPr>
-            <w:color w:val="0000EE"/>
-            <w:u w:val="single"/>
-          </w:rPr>
-          <w:t>अन्यजाति</w:t>
-        </w:r>
-      </w:hyperlink>
-      <w:r>
-        <w:rPr>
-          <w:lang w:val="hi_IN" w:bidi="hi_IN"/>
-        </w:rPr>
-        <w:t xml:space="preserve"> शब्द के समान हो सकता है।</w:t>
-      </w:r>
-      <w:r>
-        <w:rPr>
-          <w:lang w:val="hi_IN" w:bidi="hi_IN"/>
-        </w:rPr>
-      </w:r>
-      <w:r>
-        <w:rPr>
-          <w:lang w:val="hi_IN" w:bidi="hi_IN"/>
-        </w:rPr>
-      </w:r>
-    </w:p>
-    <w:p>
-      <w:pPr/>
-      <w:r>
-        <w:rPr>
-          <w:lang w:val="hi_IN" w:bidi="hi_IN"/>
-        </w:rPr>
-      </w:r>
-    </w:p>
-    <w:p>
-      <w:pPr>
-        <w:pStyle w:val="Heading2"/>
-      </w:pPr>
-      <w:r>
-        <w:rPr>
-          <w:lang w:val="hi_IN" w:bidi="hi_IN"/>
-        </w:rPr>
-        <w:t>यूहन्ना</w:t>
-      </w:r>
-      <w:r>
-        <w:rPr>
-          <w:lang w:val="hi_IN" w:bidi="hi_IN"/>
-        </w:rPr>
-      </w:r>
-    </w:p>
-    <w:p>
-      <w:pPr/>
-      <w:r>
-        <w:rPr>
-          <w:lang w:val="hi_IN" w:bidi="hi_IN"/>
-        </w:rPr>
-      </w:r>
-      <w:r>
-        <w:rPr>
-          <w:b/>
-          <w:lang w:val="hi_IN" w:bidi="hi_IN"/>
-        </w:rPr>
-        <w:t>यूहन्ना</w:t>
-      </w:r>
-      <w:r>
-        <w:rPr>
-          <w:lang w:val="hi_IN" w:bidi="hi_IN"/>
-        </w:rPr>
-        <w:t xml:space="preserve"> यीशु के </w:t>
-      </w:r>
-      <w:r>
-        <w:rPr>
-          <w:b/>
-          <w:lang w:val="hi_IN" w:bidi="hi_IN"/>
-        </w:rPr>
-        <w:t>चेलों</w:t>
-      </w:r>
-      <w:r>
-        <w:rPr>
-          <w:lang w:val="hi_IN" w:bidi="hi_IN"/>
-        </w:rPr>
-        <w:t xml:space="preserve"> में से एक था। वह </w:t>
-      </w:r>
-      <w:hyperlink r:id="rId34">
-        <w:r>
-          <w:rPr>
-            <w:lang w:val="hi_IN" w:bidi="hi_IN"/>
-          </w:rPr>
-          <w:rPr>
-            <w:color w:val="0000EE"/>
-            <w:u w:val="single"/>
-          </w:rPr>
-          <w:t>याकूब</w:t>
-        </w:r>
-      </w:hyperlink>
-      <w:r>
-        <w:rPr>
-          <w:lang w:val="hi_IN" w:bidi="hi_IN"/>
-        </w:rPr>
-        <w:t xml:space="preserve"> नाम के एक और चेले का भाई था, और उनके पिता का नाम जब्दी था। याकूब और यूहन्ना मछुआरे थे, जब तक कि यीशु ने उन्हें अपने चेले बनने के लिए नहीं बुलाया। पतरस के साथ, जो कि एक और चेला था, ये तीनों लोग अक्सर उन खास समयों पर यीशु के साथ रहते थे, जब बाकी चेले वहाँ नहीं होते थे।</w:t>
-      </w:r>
-    </w:p>
-    <w:p>
-      <w:pPr/>
-      <w:r>
-        <w:rPr>
-          <w:lang w:val="hi_IN" w:bidi="hi_IN"/>
-        </w:rPr>
-      </w:r>
-      <w:r>
-        <w:rPr>
-          <w:lang w:val="hi_IN" w:bidi="hi_IN"/>
-        </w:rPr>
-        <w:t>एक बार, यीशु ने याकूब और उसके भाई यूहन्ना को "गर्जन के पुत्र" कहा था। हो सकता है कि यीशु ने उन्हें यह नाम इसलिए दिया क्योंकि वे गुस्सैल थे, और जल्दी भड़क जाते थे। लेकिन हमें इस बात का पक्का पता नहीं है।</w:t>
-      </w:r>
-    </w:p>
-    <w:p>
-      <w:pPr/>
-      <w:r>
-        <w:rPr>
-          <w:lang w:val="hi_IN" w:bidi="hi_IN"/>
-        </w:rPr>
-      </w:r>
-      <w:r>
-        <w:rPr>
-          <w:lang w:val="hi_IN" w:bidi="hi_IN"/>
-        </w:rPr>
-        <w:t xml:space="preserve">शायद चेला यूहन्ना ही यूहन्ना का </w:t>
-      </w:r>
-      <w:hyperlink r:id="rId35">
-        <w:r>
-          <w:rPr>
-            <w:lang w:val="hi_IN" w:bidi="hi_IN"/>
-          </w:rPr>
-          <w:rPr>
-            <w:color w:val="0000EE"/>
-            <w:u w:val="single"/>
-          </w:rPr>
-          <w:t>सुसमाचार</w:t>
-        </w:r>
-      </w:hyperlink>
-      <w:r>
-        <w:rPr>
-          <w:lang w:val="hi_IN" w:bidi="hi_IN"/>
-        </w:rPr>
-        <w:t xml:space="preserve">, यूहन्ना की पत्रियाँ और प्रकाशितवाक्य नामक पुस्तकों का लेखक था। ये सभी पुस्तकें नए नियम में हैं। वह शायद यीशु के सभी चेलों में सबसे लम्बे समय तक जीवित रहा। जब वह बहुत बूढ़ा हो गया था, तब रोमी अधिकारियों ने उसे कैदी के रूप में पतमुस नामक टापू पर भेज दिया, जहाँ परमेश्वर ने उसे </w:t>
-      </w:r>
-      <w:r>
-        <w:rPr>
-          <w:b/>
-          <w:lang w:val="hi_IN" w:bidi="hi_IN"/>
-        </w:rPr>
-        <w:t>दर्शन</w:t>
-      </w:r>
-      <w:r>
-        <w:rPr>
-          <w:lang w:val="hi_IN" w:bidi="hi_IN"/>
-        </w:rPr>
-        <w:t xml:space="preserve"> दिए जिनके बारे में हम प्रकाशितवाक्य की पुस्तक में सुन सकते हैं।</w:t>
-      </w:r>
-      <w:r>
-        <w:rPr>
-          <w:lang w:val="hi_IN" w:bidi="hi_IN"/>
-        </w:rPr>
-      </w:r>
-      <w:r>
-        <w:rPr>
-          <w:lang w:val="hi_IN" w:bidi="hi_IN"/>
-        </w:rPr>
-      </w:r>
-    </w:p>
-    <w:p>
-      <w:pPr/>
-      <w:r>
-        <w:rPr>
-          <w:lang w:val="hi_IN" w:bidi="hi_IN"/>
-        </w:rPr>
-      </w:r>
-    </w:p>
-    <w:p>
-      <w:pPr>
-        <w:pStyle w:val="Heading2"/>
-      </w:pPr>
-      <w:r>
-        <w:rPr>
-          <w:lang w:val="hi_IN" w:bidi="hi_IN"/>
-        </w:rPr>
-        <w:t>यूहन्ना बपतिस्मा देनेवाला</w:t>
-      </w:r>
-      <w:r>
-        <w:rPr>
-          <w:lang w:val="hi_IN" w:bidi="hi_IN"/>
-        </w:rPr>
-      </w:r>
-    </w:p>
-    <w:p>
-      <w:pPr/>
-      <w:r>
-        <w:rPr>
-          <w:lang w:val="hi_IN" w:bidi="hi_IN"/>
-        </w:rPr>
-      </w:r>
-      <w:r>
-        <w:rPr>
-          <w:b/>
-          <w:lang w:val="hi_IN" w:bidi="hi_IN"/>
-        </w:rPr>
-        <w:t>यूहन्ना बपतिस्मा देनेवाला</w:t>
-      </w:r>
-      <w:r>
-        <w:rPr>
-          <w:lang w:val="hi_IN" w:bidi="hi_IN"/>
-        </w:rPr>
-        <w:t xml:space="preserve"> या जिसे </w:t>
-      </w:r>
-      <w:r>
-        <w:rPr>
-          <w:b/>
-          <w:lang w:val="hi_IN" w:bidi="hi_IN"/>
-        </w:rPr>
-        <w:t>बपतिस्मा देनेवाला यूहन्ना</w:t>
-      </w:r>
-      <w:r>
-        <w:rPr>
-          <w:lang w:val="hi_IN" w:bidi="hi_IN"/>
-        </w:rPr>
-        <w:t xml:space="preserve"> भी कहा जाता है जिसने लोगों से अपने </w:t>
-      </w:r>
-      <w:r>
-        <w:rPr>
-          <w:b/>
-          <w:lang w:val="hi_IN" w:bidi="hi_IN"/>
-        </w:rPr>
-        <w:t>पापों</w:t>
-      </w:r>
-      <w:r>
-        <w:rPr>
-          <w:lang w:val="hi_IN" w:bidi="hi_IN"/>
-        </w:rPr>
-        <w:t xml:space="preserve"> से </w:t>
-      </w:r>
-      <w:r>
-        <w:rPr>
-          <w:b/>
-          <w:lang w:val="hi_IN" w:bidi="hi_IN"/>
-        </w:rPr>
-        <w:t>पश्चाताप</w:t>
-      </w:r>
-      <w:r>
-        <w:rPr>
-          <w:lang w:val="hi_IN" w:bidi="hi_IN"/>
-        </w:rPr>
-        <w:t xml:space="preserve"> करने और पश्चाताप के चिन्ह के रूप में एक विशेष स्नान जिसे </w:t>
-      </w:r>
-      <w:hyperlink r:id="rId36">
-        <w:r>
-          <w:rPr>
-            <w:lang w:val="hi_IN" w:bidi="hi_IN"/>
-          </w:rPr>
-          <w:rPr>
-            <w:color w:val="0000EE"/>
-            <w:u w:val="single"/>
-          </w:rPr>
-          <w:t>बपतिस्मा</w:t>
-        </w:r>
-      </w:hyperlink>
-      <w:r>
-        <w:rPr>
-          <w:lang w:val="hi_IN" w:bidi="hi_IN"/>
-        </w:rPr>
-        <w:t xml:space="preserve"> कहा जाता है लेने को कहा था। यूहन्ना ने यह सब यीशु के अपने काम शुरू करने से कुछ ही समय पहले किया था।</w:t>
-      </w:r>
-    </w:p>
-    <w:p>
-      <w:pPr/>
-      <w:r>
-        <w:rPr>
-          <w:lang w:val="hi_IN" w:bidi="hi_IN"/>
-        </w:rPr>
-      </w:r>
-      <w:r>
-        <w:rPr>
-          <w:lang w:val="hi_IN" w:bidi="hi_IN"/>
-        </w:rPr>
-        <w:t xml:space="preserve">यूहन्ना के माता-पिता जकरयाह और </w:t>
-      </w:r>
-      <w:hyperlink r:id="rId37">
-        <w:r>
-          <w:rPr>
-            <w:lang w:val="hi_IN" w:bidi="hi_IN"/>
-          </w:rPr>
-          <w:rPr>
-            <w:color w:val="0000EE"/>
-            <w:u w:val="single"/>
-          </w:rPr>
-          <w:t>इलीशिबा</w:t>
-        </w:r>
-      </w:hyperlink>
-      <w:r>
-        <w:rPr>
-          <w:lang w:val="hi_IN" w:bidi="hi_IN"/>
-        </w:rPr>
-        <w:t xml:space="preserve"> थे। यूहन्ना का जन्म बहुत विशेष था। जब उसका जन्म हुआ, तब उसके माता-पिता पहले से ही बहुत बूढ़े थे। यूहन्ना ही उनका इकलौता बच्चा था।</w:t>
-      </w:r>
-    </w:p>
-    <w:p>
-      <w:pPr/>
-      <w:r>
-        <w:rPr>
-          <w:lang w:val="hi_IN" w:bidi="hi_IN"/>
-        </w:rPr>
-      </w:r>
-      <w:r>
-        <w:rPr>
-          <w:lang w:val="hi_IN" w:bidi="hi_IN"/>
-        </w:rPr>
-        <w:t xml:space="preserve">यूहन्ना के पिता जकरयाह एक </w:t>
-      </w:r>
-      <w:hyperlink r:id="rId38">
-        <w:r>
-          <w:rPr>
-            <w:lang w:val="hi_IN" w:bidi="hi_IN"/>
-          </w:rPr>
-          <w:rPr>
-            <w:color w:val="0000EE"/>
-            <w:u w:val="single"/>
-          </w:rPr>
-          <w:t>याजक</w:t>
-        </w:r>
-      </w:hyperlink>
-      <w:r>
-        <w:rPr>
-          <w:lang w:val="hi_IN" w:bidi="hi_IN"/>
-        </w:rPr>
-        <w:t xml:space="preserve"> था और </w:t>
-      </w:r>
-      <w:hyperlink r:id="rId23">
-        <w:r>
-          <w:rPr>
-            <w:lang w:val="hi_IN" w:bidi="hi_IN"/>
-          </w:rPr>
-          <w:rPr>
-            <w:color w:val="0000EE"/>
-            <w:u w:val="single"/>
-          </w:rPr>
-          <w:t>यरूशलेम</w:t>
-        </w:r>
-      </w:hyperlink>
-      <w:r>
-        <w:rPr>
-          <w:lang w:val="hi_IN" w:bidi="hi_IN"/>
-        </w:rPr>
-        <w:t xml:space="preserve"> के </w:t>
-      </w:r>
-      <w:hyperlink r:id="rId14">
-        <w:r>
-          <w:rPr>
-            <w:lang w:val="hi_IN" w:bidi="hi_IN"/>
-          </w:rPr>
-          <w:rPr>
-            <w:color w:val="0000EE"/>
-            <w:u w:val="single"/>
-          </w:rPr>
-          <w:t>मन्दिर</w:t>
-        </w:r>
-      </w:hyperlink>
-      <w:r>
-        <w:rPr>
-          <w:lang w:val="hi_IN" w:bidi="hi_IN"/>
-        </w:rPr>
-        <w:t xml:space="preserve"> में परमेश्वर की सेवा करता था। एक बार, जब जकरयाह मन्दिर में था, तब एक </w:t>
-      </w:r>
-      <w:hyperlink r:id="rId39">
-        <w:r>
-          <w:rPr>
-            <w:lang w:val="hi_IN" w:bidi="hi_IN"/>
-          </w:rPr>
-          <w:rPr>
-            <w:color w:val="0000EE"/>
-            <w:u w:val="single"/>
-          </w:rPr>
-          <w:t>स्वर्गदूत</w:t>
-        </w:r>
-      </w:hyperlink>
-      <w:r>
-        <w:rPr>
-          <w:lang w:val="hi_IN" w:bidi="hi_IN"/>
-        </w:rPr>
-        <w:t xml:space="preserve"> उसके सामने प्रकट हुआ और उसे बताया कि उसकी पत्नी इलीशिबा के एक पुत्र होगा। यह पुत्र </w:t>
-      </w:r>
-      <w:hyperlink r:id="rId18">
-        <w:r>
-          <w:rPr>
-            <w:lang w:val="hi_IN" w:bidi="hi_IN"/>
-          </w:rPr>
-          <w:rPr>
-            <w:color w:val="0000EE"/>
-            <w:u w:val="single"/>
-          </w:rPr>
-          <w:t>भविष्यद्वक्ता</w:t>
-        </w:r>
-      </w:hyperlink>
-      <w:r>
-        <w:rPr>
-          <w:lang w:val="hi_IN" w:bidi="hi_IN"/>
-        </w:rPr>
-        <w:t xml:space="preserve"> </w:t>
-      </w:r>
-      <w:hyperlink r:id="rId40">
-        <w:r>
-          <w:rPr>
-            <w:lang w:val="hi_IN" w:bidi="hi_IN"/>
-          </w:rPr>
-          <w:rPr>
-            <w:color w:val="0000EE"/>
-            <w:u w:val="single"/>
-          </w:rPr>
-          <w:t>एलिय्याह</w:t>
-        </w:r>
-      </w:hyperlink>
-      <w:r>
-        <w:rPr>
-          <w:lang w:val="hi_IN" w:bidi="hi_IN"/>
-        </w:rPr>
-        <w:t xml:space="preserve"> की तरह परमेश्वर का सेवक होगा, और वह </w:t>
-      </w:r>
-      <w:hyperlink r:id="rId13">
-        <w:r>
-          <w:rPr>
-            <w:lang w:val="hi_IN" w:bidi="hi_IN"/>
-          </w:rPr>
-          <w:rPr>
-            <w:color w:val="0000EE"/>
-            <w:u w:val="single"/>
-          </w:rPr>
-          <w:t>इस्राएल</w:t>
-        </w:r>
-      </w:hyperlink>
-      <w:r>
-        <w:rPr>
-          <w:lang w:val="hi_IN" w:bidi="hi_IN"/>
-        </w:rPr>
-        <w:t xml:space="preserve"> के लोगों से पश्चाताप करने को कहेगा, ताकि लोगों को परमेश्वर को स्वीकार करने के लिए तैयार किया जा सके। जकरयाह को यह </w:t>
-      </w:r>
-      <w:r>
-        <w:rPr>
-          <w:b/>
-          <w:lang w:val="hi_IN" w:bidi="hi_IN"/>
-        </w:rPr>
-        <w:t>विश्वास</w:t>
-      </w:r>
-      <w:r>
-        <w:rPr>
-          <w:lang w:val="hi_IN" w:bidi="hi_IN"/>
-        </w:rPr>
-        <w:t xml:space="preserve"> नहीं हो रहा था कि स्वर्गदूत ने जो कहा वह सच था, क्योंकि जकरयाह और उसकी पत्नी इलीशिबा पहले से ही बहुत बूढ़े थे। क्योंकि जकरयाह ने स्वर्गदूत की बात पर विश्वास नहीं किया, इसलिए स्वर्गदूत ने उसे बताया कि वह बच्चे के जन्म होने तक बोल नहीं सकेगा।</w:t>
-      </w:r>
-    </w:p>
-    <w:p>
-      <w:pPr/>
-      <w:r>
-        <w:rPr>
-          <w:lang w:val="hi_IN" w:bidi="hi_IN"/>
-        </w:rPr>
-      </w:r>
-      <w:r>
-        <w:rPr>
-          <w:lang w:val="hi_IN" w:bidi="hi_IN"/>
-        </w:rPr>
-        <w:t>और सचमुच, जैसा स्वर्गदूत ने कहा था, ठीक वैसा ही हुआ। इलीशिबा गर्भवती हुई, हालाँकि वह पहले से ही बहुत बूढ़ी थी। उसने यूहन्ना को जन्म दिया।</w:t>
-      </w:r>
-    </w:p>
-    <w:p>
-      <w:pPr/>
-      <w:r>
-        <w:rPr>
-          <w:lang w:val="hi_IN" w:bidi="hi_IN"/>
-        </w:rPr>
-      </w:r>
-      <w:r>
-        <w:rPr>
-          <w:lang w:val="hi_IN" w:bidi="hi_IN"/>
-        </w:rPr>
-        <w:t xml:space="preserve">जब यूहन्ना बड़ा हुआ, तो वह लोगों से दूर, </w:t>
-      </w:r>
-      <w:hyperlink r:id="rId41">
-        <w:r>
-          <w:rPr>
-            <w:lang w:val="hi_IN" w:bidi="hi_IN"/>
-          </w:rPr>
-          <w:rPr>
-            <w:color w:val="0000EE"/>
-            <w:u w:val="single"/>
-          </w:rPr>
-          <w:t>यरदन नदी</w:t>
-        </w:r>
-      </w:hyperlink>
-      <w:r>
-        <w:rPr>
-          <w:lang w:val="hi_IN" w:bidi="hi_IN"/>
-        </w:rPr>
-        <w:t xml:space="preserve"> के पास, </w:t>
-      </w:r>
-      <w:hyperlink r:id="rId42">
-        <w:r>
-          <w:rPr>
-            <w:lang w:val="hi_IN" w:bidi="hi_IN"/>
-          </w:rPr>
-          <w:rPr>
-            <w:color w:val="0000EE"/>
-            <w:u w:val="single"/>
-          </w:rPr>
-          <w:t>जंगल</w:t>
-        </w:r>
-      </w:hyperlink>
-      <w:r>
-        <w:rPr>
-          <w:lang w:val="hi_IN" w:bidi="hi_IN"/>
-        </w:rPr>
-        <w:t xml:space="preserve"> में एक सुनसान जगह पर रहने लगा। वह बस वही खाता जो जंगल में मिलता था, जैसे शहद और टिड्डियाँ। वह </w:t>
-      </w:r>
-      <w:hyperlink r:id="rId43">
-        <w:r>
-          <w:rPr>
-            <w:lang w:val="hi_IN" w:bidi="hi_IN"/>
-          </w:rPr>
-          <w:rPr>
-            <w:color w:val="0000EE"/>
-            <w:u w:val="single"/>
-          </w:rPr>
-          <w:t>ऊँट</w:t>
-        </w:r>
-      </w:hyperlink>
-      <w:r>
-        <w:rPr>
-          <w:lang w:val="hi_IN" w:bidi="hi_IN"/>
-        </w:rPr>
-        <w:t xml:space="preserve"> के खुरदरे बालों से बने बहुत साधारण कपड़े पहनता था। उसके कपड़ों को देखकर लोगों को भविष्यद्वक्ता एलिय्याह की याद आ गई। और बहुत से लोग यूहन्ना की बातें सुनने के लिए उसके पास आते थे। यूहन्ना ने लोगों से कहा कि उसके बाद एक और व्यक्ति आएगा, जो उससे कहीं ज़्यादा महत्वपूर्ण है। यूहन्ना लोगों से यह कहकर उन्हें इस व्यक्ति को स्वीकार करने के लिए तैयार कर रहा था, कि वे अपने पापों से मन फिराएँ और परमेश्वर की आज्ञा मानना शुरू करें। जिस व्यक्ति के बारे में यूहन्ना बात कर रहा था, वह यीशु था।</w:t>
-      </w:r>
-    </w:p>
-    <w:p>
-      <w:pPr/>
-      <w:r>
-        <w:rPr>
-          <w:lang w:val="hi_IN" w:bidi="hi_IN"/>
-        </w:rPr>
-      </w:r>
-      <w:r>
-        <w:rPr>
-          <w:lang w:val="hi_IN" w:bidi="hi_IN"/>
-        </w:rPr>
-        <w:t xml:space="preserve">यूहन्ना ने लोगों से कहा कि वे बपतिस्मा नाम का एक खास स्नान करें। यह एक रिवाज था जो दिखाता था कि लोगों ने सच में अपने पापों से पश्चाताप किया है। कभी-कभी, कुछ लोग जो यहूदी नहीं थे, लेकिन फिर भी परमेश्वर का अनुसरण करना चाहते थे, वे बपतिस्मा लेते थे। लेकिन यूहन्ना ने उनसे कहा कि उन </w:t>
-      </w:r>
-      <w:r>
-        <w:rPr>
-          <w:b/>
-          <w:lang w:val="hi_IN" w:bidi="hi_IN"/>
-        </w:rPr>
-        <w:t>सबको</w:t>
-      </w:r>
-      <w:r>
-        <w:rPr>
-          <w:lang w:val="hi_IN" w:bidi="hi_IN"/>
-        </w:rPr>
-        <w:t xml:space="preserve"> बपतिस्मा लेना होगा! भले ही वे लोग </w:t>
-      </w:r>
-      <w:r>
-        <w:rPr>
-          <w:b/>
-          <w:lang w:val="hi_IN" w:bidi="hi_IN"/>
-        </w:rPr>
-        <w:t>यहूदी</w:t>
-      </w:r>
-      <w:r>
-        <w:rPr>
-          <w:lang w:val="hi_IN" w:bidi="hi_IN"/>
-        </w:rPr>
-        <w:t xml:space="preserve"> थे, और परमेश्वर के विशेष लोग थे, फिर भी उन्होंने कई गलत काम किए और उन्हें पश्चाताप करने की ज़रूरत थी। उन्हें परमेश्वर को बताने की जरूरत थी कि वे उसकी आज्ञा न मानने के लिए दुखी हैं और अब बदलना चाहते हैं।</w:t>
-      </w:r>
-    </w:p>
-    <w:p>
-      <w:pPr/>
-      <w:r>
-        <w:rPr>
-          <w:lang w:val="hi_IN" w:bidi="hi_IN"/>
-        </w:rPr>
-      </w:r>
-      <w:r>
-        <w:rPr>
-          <w:lang w:val="hi_IN" w:bidi="hi_IN"/>
-        </w:rPr>
-        <w:t xml:space="preserve">बिना किसी डर के, यूहन्ना बपतिस्मा देनेवाले ने लोगों को खुलेआम बताया कि उन्होंने क्या गलत किया। यहूदियों के धार्मिक शिक्षक यूहन्ना को पसंद नहीं करते थे। इस समय के दौरान, राजा हेरोदेस अन्तिपास </w:t>
-      </w:r>
-      <w:hyperlink r:id="rId17">
-        <w:r>
-          <w:rPr>
-            <w:lang w:val="hi_IN" w:bidi="hi_IN"/>
-          </w:rPr>
-          <w:rPr>
-            <w:color w:val="0000EE"/>
-            <w:u w:val="single"/>
-          </w:rPr>
-          <w:t>यहूदिया</w:t>
-        </w:r>
-      </w:hyperlink>
-      <w:r>
-        <w:rPr>
-          <w:lang w:val="hi_IN" w:bidi="hi_IN"/>
-        </w:rPr>
-        <w:t xml:space="preserve"> पर शासन कर रहा था। यह राजा हेरोदेस का पुत्र था जिसने यीशु को शिशु अवस्था में मारने की कोशिश की थी। हेरोदेस अन्तिपास अपने भाई की पत्नी के साथ रह रहा था, और यूहन्ना ने उसे खुलेआम बताया कि यह गलत है। इस बात के कारण वह स्त्री यूहन्ना से नाराज़ थी और उसे मार डालने की कोशिश की, लेकिन राजा हेरोदेस यूहन्ना का आदर करता था और उसे मारना नहीं चाहता था। लेकिन </w:t>
-      </w:r>
-      <w:hyperlink r:id="rId28">
-        <w:r>
-          <w:rPr>
-            <w:lang w:val="hi_IN" w:bidi="hi_IN"/>
-          </w:rPr>
-          <w:rPr>
-            <w:color w:val="0000EE"/>
-            <w:u w:val="single"/>
-          </w:rPr>
-          <w:t>राजा</w:t>
-        </w:r>
-      </w:hyperlink>
-      <w:r>
-        <w:rPr>
-          <w:lang w:val="hi_IN" w:bidi="hi_IN"/>
-        </w:rPr>
-        <w:t xml:space="preserve"> ने यूहन्ना को जेल में डाल दिया, और एक बार एक दावत के दौरान, राजा की पत्नी ने राजा हेरोदेस को धोखा देकर, यूहन्ना को मरवाने के लिए मजबूर किया। राजा के सैनिकों ने यूहन्ना को मार डालने के लिए उसका सिर काट दिया।</w:t>
-      </w:r>
-    </w:p>
-    <w:p>
-      <w:pPr/>
-      <w:r>
-        <w:rPr>
-          <w:lang w:val="hi_IN" w:bidi="hi_IN"/>
-        </w:rPr>
-      </w:r>
-      <w:r>
-        <w:rPr>
-          <w:lang w:val="hi_IN" w:bidi="hi_IN"/>
-        </w:rPr>
-        <w:t xml:space="preserve">यूहन्ना बपतिस्मा देनेवाला यीशु का रिश्तेदार था। उसकी माँ इलीशिबा यीशु की माँ </w:t>
-      </w:r>
-      <w:hyperlink r:id="rId30">
-        <w:r>
-          <w:rPr>
-            <w:lang w:val="hi_IN" w:bidi="hi_IN"/>
-          </w:rPr>
-          <w:rPr>
-            <w:color w:val="0000EE"/>
-            <w:u w:val="single"/>
-          </w:rPr>
-          <w:t>मरियम</w:t>
-        </w:r>
-      </w:hyperlink>
+        <w:t>मरियम</w:t>
+      </w:r>
       <w:r>
         <w:rPr>
           <w:lang w:val="hi_IN" w:bidi="hi_IN"/>
